--- a/counselor_tracker/public/templates/scholarship-mou.docx
+++ b/counselor_tracker/public/templates/scholarship-mou.docx
@@ -4,692 +4,109 @@
   <w:body>
     <w:p>
       <w:pPr>
-        <w:spacing w:before="82" w:line="276" w:lineRule="auto"/>
-        <w:ind w:left="100" w:right="186"/>
-        <w:rPr>
+        <w:rPr>
+          <w:rFonts w:ascii="Georgia" w:eastAsia="Georgia" w:hAnsi="Georgia" w:cs="Georgia"/>
+          <w:sz w:val="24"/>
+          <w:szCs w:val="24"/>
+        </w:rPr>
+      </w:pPr>
+      <w:r>
+        <w:rPr>
+          <w:rFonts w:ascii="Georgia" w:eastAsia="Georgia" w:hAnsi="Georgia" w:cs="Georgia"/>
+          <w:sz w:val="24"/>
+          <w:szCs w:val="24"/>
+        </w:rPr>
+        <w:t>This Memorandum of Understanding is entered on {{date}} between</w:t>
+      </w:r>
+      <w:r>
+        <w:rPr>
+          <w:rFonts w:ascii="Georgia" w:eastAsia="Georgia" w:hAnsi="Georgia" w:cs="Georgia"/>
           <w:b/>
           <w:bCs/>
-          <w:sz w:val="20"/>
-          <w:szCs w:val="20"/>
-        </w:rPr>
-      </w:pPr>
-      <w:r>
-        <w:rPr>
-          <w:sz w:val="20"/>
-          <w:szCs w:val="20"/>
-        </w:rPr>
-        <w:t xml:space="preserve">This Memorandum of Understanding is entered on </w:t>
-      </w:r>
-      <w:r>
-        <w:rPr>
+          <w:sz w:val="24"/>
+          <w:szCs w:val="24"/>
+        </w:rPr>
+        <w:t xml:space="preserve"> </w:t>
+      </w:r>
+      <w:proofErr w:type="spellStart"/>
+      <w:r>
+        <w:rPr>
+          <w:rFonts w:ascii="Georgia" w:eastAsia="Georgia" w:hAnsi="Georgia" w:cs="Georgia"/>
           <w:b/>
           <w:bCs/>
-          <w:sz w:val="20"/>
-          <w:szCs w:val="20"/>
-        </w:rPr>
-        <w:t>{{date}}</w:t>
-      </w:r>
-      <w:r>
-        <w:rPr>
-          <w:sz w:val="20"/>
-          <w:szCs w:val="20"/>
-        </w:rPr>
-        <w:t xml:space="preserve"> between </w:t>
-      </w:r>
-      <w:r>
-        <w:rPr>
+          <w:sz w:val="24"/>
+          <w:szCs w:val="24"/>
+        </w:rPr>
+        <w:t>InsightRise</w:t>
+      </w:r>
+      <w:proofErr w:type="spellEnd"/>
+      <w:r>
+        <w:rPr>
+          <w:rFonts w:ascii="Georgia" w:eastAsia="Georgia" w:hAnsi="Georgia" w:cs="Georgia"/>
           <w:b/>
           <w:bCs/>
-          <w:sz w:val="20"/>
-          <w:szCs w:val="20"/>
-        </w:rPr>
-        <w:t>InsightRise Global Education Pvt. Ltd. (“Company”) and {{partner_name}} (hereinafter referred to as “Partner”)</w:t>
-      </w:r>
-    </w:p>
-    <w:p>
-      <w:pPr>
-        <w:pBdr>
-          <w:top w:val="nil"/>
-          <w:left w:val="nil"/>
-          <w:bottom w:val="nil"/>
-          <w:right w:val="nil"/>
-          <w:between w:val="nil"/>
-        </w:pBdr>
-        <w:spacing w:before="36"/>
-        <w:rPr>
+          <w:sz w:val="24"/>
+          <w:szCs w:val="24"/>
+        </w:rPr>
+        <w:t xml:space="preserve"> Global Education Pvt. Ltd.</w:t>
+      </w:r>
+      <w:r>
+        <w:rPr>
+          <w:rFonts w:ascii="Georgia" w:eastAsia="Georgia" w:hAnsi="Georgia" w:cs="Georgia"/>
+          <w:sz w:val="24"/>
+          <w:szCs w:val="24"/>
+        </w:rPr>
+        <w:t xml:space="preserve"> (“Company”) and </w:t>
+      </w:r>
+      <w:r>
+        <w:rPr>
+          <w:rFonts w:ascii="Georgia" w:eastAsia="Georgia" w:hAnsi="Georgia" w:cs="Georgia"/>
           <w:b/>
           <w:bCs/>
-          <w:color w:val="000000"/>
-          <w:sz w:val="20"/>
-          <w:szCs w:val="20"/>
-        </w:rPr>
-      </w:pPr>
-    </w:p>
-    <w:p>
-      <w:pPr>
-        <w:pStyle w:val="Heading1"/>
-        <w:numPr>
-          <w:ilvl w:val="0"/>
-          <w:numId w:val="1"/>
-        </w:numPr>
-        <w:tabs>
-          <w:tab w:val="left" w:pos="320"/>
-        </w:tabs>
-        <w:ind w:left="320" w:hanging="220"/>
-      </w:pPr>
-      <w:r>
-        <w:t>Definitions</w:t>
-      </w:r>
-    </w:p>
-    <w:p>
-      <w:pPr>
-        <w:pBdr>
-          <w:top w:val="nil"/>
-          <w:left w:val="nil"/>
-          <w:bottom w:val="nil"/>
-          <w:right w:val="nil"/>
-          <w:between w:val="nil"/>
-        </w:pBdr>
-        <w:spacing w:before="68"/>
-        <w:rPr>
+          <w:sz w:val="24"/>
+          <w:szCs w:val="24"/>
+        </w:rPr>
+        <w:t>{{</w:t>
+      </w:r>
+      <w:proofErr w:type="spellStart"/>
+      <w:r>
+        <w:rPr>
+          <w:rFonts w:ascii="Georgia" w:eastAsia="Georgia" w:hAnsi="Georgia" w:cs="Georgia"/>
           <w:b/>
           <w:bCs/>
-          <w:color w:val="000000"/>
-          <w:sz w:val="20"/>
-          <w:szCs w:val="20"/>
-        </w:rPr>
-      </w:pPr>
-    </w:p>
-    <w:p>
-      <w:pPr>
-        <w:pBdr>
-          <w:top w:val="nil"/>
-          <w:left w:val="nil"/>
-          <w:bottom w:val="nil"/>
-          <w:right w:val="nil"/>
-          <w:between w:val="nil"/>
-        </w:pBdr>
-        <w:ind w:left="100"/>
-        <w:rPr>
-          <w:color w:val="000000"/>
-          <w:sz w:val="20"/>
-          <w:szCs w:val="20"/>
-        </w:rPr>
-      </w:pPr>
-      <w:r>
-        <w:rPr>
-          <w:color w:val="000000"/>
-          <w:sz w:val="20"/>
-          <w:szCs w:val="20"/>
-        </w:rPr>
-        <w:t>For this memorandum of understanding, unless the context requires otherwise:</w:t>
-      </w:r>
-    </w:p>
-    <w:p>
-      <w:pPr>
-        <w:pBdr>
-          <w:top w:val="nil"/>
-          <w:left w:val="nil"/>
-          <w:bottom w:val="nil"/>
-          <w:right w:val="nil"/>
-          <w:between w:val="nil"/>
-        </w:pBdr>
-        <w:spacing w:before="70"/>
-        <w:rPr>
-          <w:color w:val="000000"/>
-          <w:sz w:val="20"/>
-          <w:szCs w:val="20"/>
-        </w:rPr>
-      </w:pPr>
-    </w:p>
-    <w:p>
-      <w:pPr>
-        <w:pBdr>
-          <w:top w:val="nil"/>
-          <w:left w:val="nil"/>
-          <w:bottom w:val="nil"/>
-          <w:right w:val="nil"/>
-          <w:between w:val="nil"/>
-        </w:pBdr>
-        <w:spacing w:line="276" w:lineRule="auto"/>
-        <w:ind w:left="100" w:right="186"/>
-        <w:rPr>
-          <w:color w:val="000000"/>
-          <w:sz w:val="20"/>
-          <w:szCs w:val="20"/>
-        </w:rPr>
-      </w:pPr>
-      <w:r>
-        <w:rPr>
-          <w:color w:val="000000"/>
-          <w:sz w:val="20"/>
-          <w:szCs w:val="20"/>
-        </w:rPr>
-        <w:t xml:space="preserve">"Company" means RISE &amp; </w:t>
-      </w:r>
-      <w:r>
-        <w:rPr>
-          <w:sz w:val="20"/>
-          <w:szCs w:val="20"/>
-        </w:rPr>
-        <w:t>{{partner_name}}</w:t>
-      </w:r>
-      <w:r>
-        <w:rPr>
-          <w:color w:val="000000"/>
-          <w:sz w:val="20"/>
-          <w:szCs w:val="20"/>
-        </w:rPr>
-        <w:t xml:space="preserve"> "Partner"; and collectively, shall be referred to as "the Authorities";</w:t>
-      </w:r>
-    </w:p>
-    <w:p>
-      <w:pPr>
-        <w:pBdr>
-          <w:top w:val="nil"/>
-          <w:left w:val="nil"/>
-          <w:bottom w:val="nil"/>
-          <w:right w:val="nil"/>
-          <w:between w:val="nil"/>
-        </w:pBdr>
-        <w:spacing w:before="33"/>
-        <w:rPr>
-          <w:color w:val="000000"/>
-          <w:sz w:val="20"/>
-          <w:szCs w:val="20"/>
-        </w:rPr>
-      </w:pPr>
-    </w:p>
-    <w:p>
-      <w:pPr>
-        <w:pStyle w:val="Heading1"/>
-        <w:numPr>
-          <w:ilvl w:val="0"/>
-          <w:numId w:val="1"/>
-        </w:numPr>
-        <w:tabs>
-          <w:tab w:val="left" w:pos="320"/>
-        </w:tabs>
-        <w:ind w:left="320" w:hanging="220"/>
-      </w:pPr>
-      <w:r>
-        <w:t>Introduction</w:t>
-      </w:r>
-    </w:p>
-    <w:p>
-      <w:pPr>
-        <w:pBdr>
-          <w:top w:val="nil"/>
-          <w:left w:val="nil"/>
-          <w:bottom w:val="nil"/>
-          <w:right w:val="nil"/>
-          <w:between w:val="nil"/>
-        </w:pBdr>
-        <w:spacing w:before="71"/>
-        <w:rPr>
+          <w:sz w:val="24"/>
+          <w:szCs w:val="24"/>
+        </w:rPr>
+        <w:t>partner_name</w:t>
+      </w:r>
+      <w:proofErr w:type="spellEnd"/>
+      <w:r>
+        <w:rPr>
+          <w:rFonts w:ascii="Georgia" w:eastAsia="Georgia" w:hAnsi="Georgia" w:cs="Georgia"/>
           <w:b/>
           <w:bCs/>
-          <w:color w:val="000000"/>
-          <w:sz w:val="20"/>
-          <w:szCs w:val="20"/>
-        </w:rPr>
-      </w:pPr>
-    </w:p>
-    <w:p>
-      <w:pPr>
-        <w:pBdr>
-          <w:top w:val="nil"/>
-          <w:left w:val="nil"/>
-          <w:bottom w:val="nil"/>
-          <w:right w:val="nil"/>
-          <w:between w:val="nil"/>
-        </w:pBdr>
-        <w:spacing w:line="276" w:lineRule="auto"/>
-        <w:ind w:left="100" w:right="186"/>
-        <w:rPr>
-          <w:color w:val="000000"/>
-          <w:sz w:val="20"/>
-          <w:szCs w:val="20"/>
-        </w:rPr>
-      </w:pPr>
-      <w:r>
-        <w:rPr>
-          <w:sz w:val="20"/>
-          <w:szCs w:val="20"/>
-        </w:rPr>
-        <w:t>The company</w:t>
-      </w:r>
-      <w:r>
-        <w:rPr>
-          <w:color w:val="000000"/>
-          <w:sz w:val="20"/>
-          <w:szCs w:val="20"/>
-        </w:rPr>
-        <w:t xml:space="preserve"> offers various </w:t>
-      </w:r>
-      <w:r>
-        <w:rPr>
-          <w:sz w:val="20"/>
-          <w:szCs w:val="20"/>
-        </w:rPr>
-        <w:t>packages for their Research</w:t>
-      </w:r>
-      <w:r>
-        <w:rPr>
-          <w:color w:val="000000"/>
-          <w:sz w:val="20"/>
-          <w:szCs w:val="20"/>
-        </w:rPr>
-        <w:t xml:space="preserve"> Program. Company &amp; Partner intend to collaborate on creating awareness and referral for Partner – an education consulting firm.</w:t>
-      </w:r>
-    </w:p>
-    <w:p>
-      <w:pPr>
-        <w:pBdr>
-          <w:top w:val="nil"/>
-          <w:left w:val="nil"/>
-          <w:bottom w:val="nil"/>
-          <w:right w:val="nil"/>
-          <w:between w:val="nil"/>
-        </w:pBdr>
-        <w:spacing w:before="33"/>
-        <w:rPr>
-          <w:color w:val="000000"/>
-          <w:sz w:val="20"/>
-          <w:szCs w:val="20"/>
-        </w:rPr>
-      </w:pPr>
-    </w:p>
-    <w:p>
-      <w:pPr>
-        <w:pStyle w:val="Heading1"/>
-        <w:numPr>
-          <w:ilvl w:val="0"/>
-          <w:numId w:val="1"/>
-        </w:numPr>
-        <w:tabs>
-          <w:tab w:val="left" w:pos="320"/>
-        </w:tabs>
-        <w:ind w:left="320" w:hanging="220"/>
-      </w:pPr>
-      <w:r>
-        <w:t>Scope of Cooperation</w:t>
-      </w:r>
-    </w:p>
-    <w:p>
-      <w:pPr>
-        <w:pBdr>
-          <w:top w:val="nil"/>
-          <w:left w:val="nil"/>
-          <w:bottom w:val="nil"/>
-          <w:right w:val="nil"/>
-          <w:between w:val="nil"/>
-        </w:pBdr>
-        <w:spacing w:before="70"/>
-        <w:rPr>
-          <w:b/>
-          <w:bCs/>
-          <w:color w:val="000000"/>
-          <w:sz w:val="20"/>
-          <w:szCs w:val="20"/>
-        </w:rPr>
-      </w:pPr>
-    </w:p>
-    <w:p>
-      <w:pPr>
-        <w:pBdr>
-          <w:top w:val="nil"/>
-          <w:left w:val="nil"/>
-          <w:bottom w:val="nil"/>
-          <w:right w:val="nil"/>
-          <w:between w:val="nil"/>
-        </w:pBdr>
-        <w:spacing w:before="1" w:line="276" w:lineRule="auto"/>
-        <w:ind w:left="100" w:right="186"/>
-        <w:rPr>
-          <w:color w:val="000000"/>
-          <w:sz w:val="20"/>
-          <w:szCs w:val="20"/>
-        </w:rPr>
-      </w:pPr>
-      <w:r>
-        <w:rPr>
-          <w:color w:val="000000"/>
-          <w:sz w:val="20"/>
-          <w:szCs w:val="20"/>
-        </w:rPr>
-        <w:t>This Agreement is an arrangement in which the Company and the Partner will be authorized to cross promote their services and refer students. All students who attend or who wish to attend the Company programs will be subject to their agreements, rules, terms, and conditions. Company may also provide marketing materials as agreed from time to time to the Partner to facilitate its marketing efforts but will have no obligation to do so.</w:t>
-      </w:r>
-    </w:p>
-    <w:p>
-      <w:pPr>
-        <w:pBdr>
-          <w:top w:val="nil"/>
-          <w:left w:val="nil"/>
-          <w:bottom w:val="nil"/>
-          <w:right w:val="nil"/>
-          <w:between w:val="nil"/>
-        </w:pBdr>
-        <w:spacing w:before="33"/>
-        <w:rPr>
-          <w:color w:val="000000"/>
-          <w:sz w:val="20"/>
-          <w:szCs w:val="20"/>
-        </w:rPr>
-      </w:pPr>
-    </w:p>
-    <w:p>
-      <w:pPr>
-        <w:pStyle w:val="Heading1"/>
-        <w:numPr>
-          <w:ilvl w:val="0"/>
-          <w:numId w:val="1"/>
-        </w:numPr>
-        <w:tabs>
-          <w:tab w:val="left" w:pos="320"/>
-        </w:tabs>
-        <w:spacing w:before="1"/>
-        <w:ind w:left="320" w:hanging="220"/>
-      </w:pPr>
-      <w:r>
-        <w:t>Responsibilities</w:t>
-      </w:r>
-    </w:p>
-    <w:p>
-      <w:pPr>
-        <w:pBdr>
-          <w:top w:val="nil"/>
-          <w:left w:val="nil"/>
-          <w:bottom w:val="nil"/>
-          <w:right w:val="nil"/>
-          <w:between w:val="nil"/>
-        </w:pBdr>
-        <w:spacing w:before="68"/>
-        <w:rPr>
-          <w:b/>
-          <w:bCs/>
-          <w:color w:val="000000"/>
-          <w:sz w:val="20"/>
-          <w:szCs w:val="20"/>
-        </w:rPr>
-      </w:pPr>
-    </w:p>
-    <w:p>
-      <w:pPr>
-        <w:pBdr>
-          <w:top w:val="nil"/>
-          <w:left w:val="nil"/>
-          <w:bottom w:val="nil"/>
-          <w:right w:val="nil"/>
-          <w:between w:val="nil"/>
-        </w:pBdr>
-        <w:ind w:left="100"/>
-        <w:rPr>
-          <w:color w:val="000000"/>
-          <w:sz w:val="20"/>
-          <w:szCs w:val="20"/>
-        </w:rPr>
-      </w:pPr>
-      <w:r>
-        <w:rPr>
-          <w:color w:val="000000"/>
-          <w:sz w:val="20"/>
-          <w:szCs w:val="20"/>
-        </w:rPr>
-        <w:t>Company agrees to:</w:t>
-      </w:r>
-    </w:p>
-    <w:p>
-      <w:pPr>
-        <w:pBdr>
-          <w:top w:val="nil"/>
-          <w:left w:val="nil"/>
-          <w:bottom w:val="nil"/>
-          <w:right w:val="nil"/>
-          <w:between w:val="nil"/>
-        </w:pBdr>
-        <w:spacing w:before="70"/>
-        <w:rPr>
-          <w:color w:val="000000"/>
-          <w:sz w:val="20"/>
-          <w:szCs w:val="20"/>
-        </w:rPr>
-      </w:pPr>
-    </w:p>
-    <w:p>
-      <w:pPr>
-        <w:pBdr>
-          <w:top w:val="nil"/>
-          <w:left w:val="nil"/>
-          <w:bottom w:val="nil"/>
-          <w:right w:val="nil"/>
-          <w:between w:val="nil"/>
-        </w:pBdr>
-        <w:spacing w:line="276" w:lineRule="auto"/>
-        <w:ind w:left="100" w:right="388"/>
-        <w:jc w:val="both"/>
-        <w:rPr>
-          <w:color w:val="000000"/>
-          <w:sz w:val="20"/>
-          <w:szCs w:val="20"/>
-        </w:rPr>
-      </w:pPr>
-      <w:r>
-        <w:rPr>
-          <w:color w:val="000000"/>
-          <w:sz w:val="20"/>
-          <w:szCs w:val="20"/>
-        </w:rPr>
-        <w:t>Refer qualified students meeting the Partner’s criteria for admission into its programs. Qualified Students for the Partner’s program should be proficient in conversational English, have completed the relevant grade but not yet enrolled in college/university, and be interested in the relevant program.</w:t>
-      </w:r>
-    </w:p>
-    <w:p>
-      <w:pPr>
-        <w:pBdr>
-          <w:top w:val="nil"/>
-          <w:left w:val="nil"/>
-          <w:bottom w:val="nil"/>
-          <w:right w:val="nil"/>
-          <w:between w:val="nil"/>
-        </w:pBdr>
-        <w:spacing w:before="35"/>
-        <w:rPr>
-          <w:color w:val="000000"/>
-          <w:sz w:val="20"/>
-          <w:szCs w:val="20"/>
-        </w:rPr>
-      </w:pPr>
-    </w:p>
-    <w:p>
-      <w:pPr>
-        <w:pBdr>
-          <w:top w:val="nil"/>
-          <w:left w:val="nil"/>
-          <w:bottom w:val="nil"/>
-          <w:right w:val="nil"/>
-          <w:between w:val="nil"/>
-        </w:pBdr>
-        <w:spacing w:line="276" w:lineRule="auto"/>
-        <w:ind w:left="100" w:right="3177"/>
-        <w:rPr>
-          <w:color w:val="000000"/>
-          <w:sz w:val="20"/>
-          <w:szCs w:val="20"/>
-        </w:rPr>
-      </w:pPr>
-      <w:r>
-        <w:rPr>
-          <w:color w:val="000000"/>
-          <w:sz w:val="20"/>
-          <w:szCs w:val="20"/>
-        </w:rPr>
-        <w:t xml:space="preserve">Serve as a liaison with students during the recruitment process. </w:t>
-      </w:r>
-    </w:p>
-    <w:p>
-      <w:pPr>
-        <w:pBdr>
-          <w:top w:val="nil"/>
-          <w:left w:val="nil"/>
-          <w:bottom w:val="nil"/>
-          <w:right w:val="nil"/>
-          <w:between w:val="nil"/>
-        </w:pBdr>
-        <w:spacing w:line="276" w:lineRule="auto"/>
-        <w:ind w:left="100" w:right="3177"/>
-        <w:rPr>
-          <w:color w:val="000000"/>
-          <w:sz w:val="20"/>
-          <w:szCs w:val="20"/>
-        </w:rPr>
-      </w:pPr>
-    </w:p>
-    <w:p>
-      <w:pPr>
-        <w:pBdr>
-          <w:top w:val="nil"/>
-          <w:left w:val="nil"/>
-          <w:bottom w:val="nil"/>
-          <w:right w:val="nil"/>
-          <w:between w:val="nil"/>
-        </w:pBdr>
-        <w:spacing w:line="276" w:lineRule="auto"/>
-        <w:ind w:left="100" w:right="3177"/>
-        <w:rPr>
-          <w:color w:val="000000"/>
-          <w:sz w:val="20"/>
-          <w:szCs w:val="20"/>
-        </w:rPr>
-      </w:pPr>
-      <w:r>
-        <w:rPr>
-          <w:color w:val="000000"/>
-          <w:sz w:val="20"/>
-          <w:szCs w:val="20"/>
-        </w:rPr>
-        <w:t>Partner agrees to:</w:t>
-      </w:r>
-    </w:p>
-    <w:p>
-      <w:pPr>
-        <w:pBdr>
-          <w:top w:val="nil"/>
-          <w:left w:val="nil"/>
-          <w:bottom w:val="nil"/>
-          <w:right w:val="nil"/>
-          <w:between w:val="nil"/>
-        </w:pBdr>
-        <w:spacing w:before="33"/>
-        <w:rPr>
-          <w:color w:val="000000"/>
-          <w:sz w:val="20"/>
-          <w:szCs w:val="20"/>
-        </w:rPr>
-      </w:pPr>
-    </w:p>
-    <w:p>
-      <w:pPr>
-        <w:pBdr>
-          <w:top w:val="nil"/>
-          <w:left w:val="nil"/>
-          <w:bottom w:val="nil"/>
-          <w:right w:val="nil"/>
-          <w:between w:val="nil"/>
-        </w:pBdr>
-        <w:spacing w:line="276" w:lineRule="auto"/>
-        <w:ind w:left="100"/>
-        <w:rPr>
-          <w:color w:val="000000"/>
-          <w:sz w:val="20"/>
-          <w:szCs w:val="20"/>
-        </w:rPr>
-      </w:pPr>
-      <w:r>
-        <w:rPr>
-          <w:color w:val="000000"/>
-          <w:sz w:val="20"/>
-          <w:szCs w:val="20"/>
-        </w:rPr>
-        <w:t>Refer students in their community &amp; programs who want to pursue research to the Company.</w:t>
-      </w:r>
-    </w:p>
-    <w:p>
-      <w:pPr>
-        <w:pBdr>
-          <w:top w:val="nil"/>
-          <w:left w:val="nil"/>
-          <w:bottom w:val="nil"/>
-          <w:right w:val="nil"/>
-          <w:between w:val="nil"/>
-        </w:pBdr>
-        <w:spacing w:before="36"/>
-        <w:rPr>
-          <w:color w:val="000000"/>
-          <w:sz w:val="20"/>
-          <w:szCs w:val="20"/>
-        </w:rPr>
-      </w:pPr>
-    </w:p>
-    <w:p>
-      <w:pPr>
-        <w:pBdr>
-          <w:top w:val="nil"/>
-          <w:left w:val="nil"/>
-          <w:bottom w:val="nil"/>
-          <w:right w:val="nil"/>
-          <w:between w:val="nil"/>
-        </w:pBdr>
-        <w:spacing w:before="1" w:line="276" w:lineRule="auto"/>
-        <w:ind w:left="100" w:right="482"/>
-        <w:jc w:val="both"/>
-        <w:rPr>
-          <w:color w:val="000000"/>
-          <w:sz w:val="20"/>
-          <w:szCs w:val="20"/>
-        </w:rPr>
-      </w:pPr>
-      <w:r>
-        <w:rPr>
-          <w:color w:val="000000"/>
-          <w:sz w:val="20"/>
-          <w:szCs w:val="20"/>
-        </w:rPr>
-        <w:t>Provide direct communication to students and help set up seminars regarding the enrolment process to students referred by the Company.</w:t>
-      </w:r>
-    </w:p>
-    <w:p>
-      <w:pPr>
-        <w:pBdr>
-          <w:top w:val="nil"/>
-          <w:left w:val="nil"/>
-          <w:bottom w:val="nil"/>
-          <w:right w:val="nil"/>
-          <w:between w:val="nil"/>
-        </w:pBdr>
-        <w:spacing w:before="32"/>
-        <w:rPr>
-          <w:color w:val="000000"/>
-          <w:sz w:val="20"/>
-          <w:szCs w:val="20"/>
-        </w:rPr>
-      </w:pPr>
-    </w:p>
-    <w:p>
-      <w:pPr>
-        <w:pStyle w:val="Heading1"/>
-        <w:numPr>
-          <w:ilvl w:val="0"/>
-          <w:numId w:val="1"/>
-        </w:numPr>
-        <w:tabs>
-          <w:tab w:val="left" w:pos="320"/>
-        </w:tabs>
-        <w:spacing w:before="1"/>
-        <w:ind w:left="320" w:hanging="220"/>
-      </w:pPr>
-      <w:r>
-        <w:t>Governing Rules</w:t>
-      </w:r>
+          <w:sz w:val="24"/>
+          <w:szCs w:val="24"/>
+        </w:rPr>
+        <w:t>}}</w:t>
+      </w:r>
+      <w:r>
+        <w:rPr>
+          <w:rFonts w:ascii="Georgia" w:eastAsia="Georgia" w:hAnsi="Georgia" w:cs="Georgia"/>
+          <w:sz w:val="24"/>
+          <w:szCs w:val="24"/>
+        </w:rPr>
+        <w:t xml:space="preserve"> (hereinafter referred to as “Partner”)</w:t>
+      </w:r>
+    </w:p>
+    <w:p>
+      <w:pPr>
+        <w:rPr>
+          <w:rFonts w:ascii="Georgia" w:eastAsia="Georgia" w:hAnsi="Georgia" w:cs="Georgia"/>
+          <w:sz w:val="24"/>
+          <w:szCs w:val="24"/>
+        </w:rPr>
+      </w:pPr>
     </w:p>
     <w:p>
       <w:pPr>
@@ -697,194 +114,702 @@
         <w:tabs>
           <w:tab w:val="left" w:pos="320"/>
         </w:tabs>
-        <w:spacing w:before="1"/>
-        <w:ind w:firstLine="0"/>
-      </w:pPr>
-    </w:p>
-    <w:p>
-      <w:pPr>
-        <w:pBdr>
-          <w:top w:val="nil"/>
-          <w:left w:val="nil"/>
-          <w:bottom w:val="nil"/>
-          <w:right w:val="nil"/>
-          <w:between w:val="nil"/>
-        </w:pBdr>
-        <w:spacing w:before="36" w:line="276" w:lineRule="auto"/>
-        <w:ind w:left="100" w:right="114"/>
-        <w:rPr>
-          <w:color w:val="000000"/>
-          <w:sz w:val="20"/>
-          <w:szCs w:val="20"/>
-        </w:rPr>
-      </w:pPr>
-      <w:r>
-        <w:rPr>
-          <w:color w:val="000000"/>
-          <w:sz w:val="20"/>
-          <w:szCs w:val="20"/>
-        </w:rPr>
-        <w:t>The Company &amp; the Partner shall not be entitled to a commission unless and until the student who was first referred by either the Company or the Partner has fully and finally paid non- refundable tuition to the Service Partner.</w:t>
-      </w:r>
-    </w:p>
-    <w:p>
-      <w:pPr>
-        <w:spacing w:line="276" w:lineRule="auto"/>
-        <w:rPr>
-          <w:sz w:val="20"/>
-          <w:szCs w:val="20"/>
-        </w:rPr>
-      </w:pPr>
-    </w:p>
-    <w:p/>
-    <w:p/>
-    <w:p/>
-    <w:p/>
-    <w:p>
-      <w:pPr>
-        <w:tabs>
-          <w:tab w:val="left" w:pos="1410"/>
-        </w:tabs>
-        <w:rPr>
-          <w:sz w:val="20"/>
-          <w:szCs w:val="20"/>
-        </w:rPr>
-      </w:pPr>
-      <w:r>
-        <w:rPr>
-          <w:sz w:val="20"/>
-          <w:szCs w:val="20"/>
-        </w:rPr>
-        <w:tab/>
-      </w:r>
-    </w:p>
-    <w:p>
-      <w:pPr>
-        <w:tabs>
-          <w:tab w:val="left" w:pos="1410"/>
-        </w:tabs>
-        <w:sectPr>
-          <w:headerReference w:type="default" r:id="rId8"/>
-          <w:pgSz w:w="11930" w:h="16850"/>
-          <w:pgMar w:top="1640" w:right="900" w:bottom="280" w:left="1340" w:header="559" w:footer="0" w:gutter="0"/>
-          <w:pgNumType w:start="1"/>
-          <w:cols w:space="720"/>
-        </w:sectPr>
-      </w:pPr>
-      <w:r>
-        <w:tab/>
-      </w:r>
-    </w:p>
-    <w:p>
-      <w:pPr>
-        <w:pBdr>
-          <w:top w:val="nil"/>
-          <w:left w:val="nil"/>
-          <w:bottom w:val="nil"/>
-          <w:right w:val="nil"/>
-          <w:between w:val="nil"/>
-        </w:pBdr>
-        <w:spacing w:before="116"/>
-        <w:rPr>
-          <w:color w:val="000000"/>
-          <w:sz w:val="20"/>
-          <w:szCs w:val="20"/>
+        <w:ind w:left="0" w:firstLine="0"/>
+        <w:rPr>
+          <w:rFonts w:ascii="Georgia" w:eastAsia="Georgia" w:hAnsi="Georgia" w:cs="Georgia"/>
+          <w:sz w:val="24"/>
+          <w:szCs w:val="24"/>
+        </w:rPr>
+      </w:pPr>
+      <w:r>
+        <w:rPr>
+          <w:rFonts w:ascii="Georgia" w:eastAsia="Georgia" w:hAnsi="Georgia" w:cs="Georgia"/>
+          <w:sz w:val="24"/>
+          <w:szCs w:val="24"/>
+        </w:rPr>
+        <w:t>1. Definitions</w:t>
+      </w:r>
+    </w:p>
+    <w:p>
+      <w:pPr>
+        <w:rPr>
+          <w:rFonts w:ascii="Georgia" w:eastAsia="Georgia" w:hAnsi="Georgia" w:cs="Georgia"/>
+          <w:sz w:val="24"/>
+          <w:szCs w:val="24"/>
+        </w:rPr>
+      </w:pPr>
+    </w:p>
+    <w:p>
+      <w:pPr>
+        <w:rPr>
+          <w:rFonts w:ascii="Georgia" w:eastAsia="Georgia" w:hAnsi="Georgia" w:cs="Georgia"/>
+          <w:sz w:val="24"/>
+          <w:szCs w:val="24"/>
+        </w:rPr>
+      </w:pPr>
+      <w:r>
+        <w:rPr>
+          <w:rFonts w:ascii="Georgia" w:eastAsia="Georgia" w:hAnsi="Georgia" w:cs="Georgia"/>
+          <w:sz w:val="24"/>
+          <w:szCs w:val="24"/>
+        </w:rPr>
+        <w:t>For this memorandum of understanding, unless the context requires otherwise:</w:t>
+      </w:r>
+    </w:p>
+    <w:p>
+      <w:pPr>
+        <w:rPr>
+          <w:rFonts w:ascii="Georgia" w:eastAsia="Georgia" w:hAnsi="Georgia" w:cs="Georgia"/>
+          <w:sz w:val="24"/>
+          <w:szCs w:val="24"/>
+        </w:rPr>
+      </w:pPr>
+    </w:p>
+    <w:p>
+      <w:pPr>
+        <w:rPr>
+          <w:rFonts w:ascii="Georgia" w:eastAsia="Georgia" w:hAnsi="Georgia" w:cs="Georgia"/>
+          <w:sz w:val="24"/>
+          <w:szCs w:val="24"/>
+        </w:rPr>
+      </w:pPr>
+      <w:r>
+        <w:rPr>
+          <w:rFonts w:ascii="Georgia" w:eastAsia="Georgia" w:hAnsi="Georgia" w:cs="Georgia"/>
+          <w:sz w:val="24"/>
+          <w:szCs w:val="24"/>
+        </w:rPr>
+        <w:t xml:space="preserve">"Company" means </w:t>
+      </w:r>
+      <w:proofErr w:type="gramStart"/>
+      <w:r>
+        <w:rPr>
+          <w:rFonts w:ascii="Georgia" w:eastAsia="Georgia" w:hAnsi="Georgia" w:cs="Georgia"/>
+          <w:sz w:val="24"/>
+          <w:szCs w:val="24"/>
+        </w:rPr>
+        <w:t>RISE &amp; {{</w:t>
+      </w:r>
+      <w:proofErr w:type="spellStart"/>
+      <w:proofErr w:type="gramEnd"/>
+      <w:r>
+        <w:rPr>
+          <w:rFonts w:ascii="Georgia" w:eastAsia="Georgia" w:hAnsi="Georgia" w:cs="Georgia"/>
+          <w:sz w:val="24"/>
+          <w:szCs w:val="24"/>
+        </w:rPr>
+        <w:t>partner_</w:t>
+      </w:r>
+      <w:proofErr w:type="gramStart"/>
+      <w:r>
+        <w:rPr>
+          <w:rFonts w:ascii="Georgia" w:eastAsia="Georgia" w:hAnsi="Georgia" w:cs="Georgia"/>
+          <w:sz w:val="24"/>
+          <w:szCs w:val="24"/>
+        </w:rPr>
+        <w:t>name</w:t>
+      </w:r>
+      <w:proofErr w:type="spellEnd"/>
+      <w:r>
+        <w:rPr>
+          <w:rFonts w:ascii="Georgia" w:eastAsia="Georgia" w:hAnsi="Georgia" w:cs="Georgia"/>
+          <w:sz w:val="24"/>
+          <w:szCs w:val="24"/>
+        </w:rPr>
+        <w:t>}} "</w:t>
+      </w:r>
+      <w:proofErr w:type="gramEnd"/>
+      <w:r>
+        <w:rPr>
+          <w:rFonts w:ascii="Georgia" w:eastAsia="Georgia" w:hAnsi="Georgia" w:cs="Georgia"/>
+          <w:sz w:val="24"/>
+          <w:szCs w:val="24"/>
+        </w:rPr>
+        <w:t>Partner"; and collectively, shall be referred to as "the Authorities</w:t>
+      </w:r>
+      <w:proofErr w:type="gramStart"/>
+      <w:r>
+        <w:rPr>
+          <w:rFonts w:ascii="Georgia" w:eastAsia="Georgia" w:hAnsi="Georgia" w:cs="Georgia"/>
+          <w:sz w:val="24"/>
+          <w:szCs w:val="24"/>
+        </w:rPr>
+        <w:t>";</w:t>
+      </w:r>
+      <w:proofErr w:type="gramEnd"/>
+    </w:p>
+    <w:p>
+      <w:pPr>
+        <w:rPr>
+          <w:rFonts w:ascii="Georgia" w:eastAsia="Georgia" w:hAnsi="Georgia" w:cs="Georgia"/>
+          <w:sz w:val="24"/>
+          <w:szCs w:val="24"/>
         </w:rPr>
       </w:pPr>
     </w:p>
     <w:p>
       <w:pPr>
         <w:pStyle w:val="Heading1"/>
-        <w:numPr>
-          <w:ilvl w:val="0"/>
-          <w:numId w:val="1"/>
-        </w:numPr>
         <w:tabs>
           <w:tab w:val="left" w:pos="320"/>
         </w:tabs>
-        <w:ind w:left="320" w:hanging="220"/>
-      </w:pPr>
-      <w:r>
-        <w:t>Financial Arrangements</w:t>
-      </w:r>
-    </w:p>
-    <w:p>
-      <w:pPr>
-        <w:pBdr>
-          <w:top w:val="nil"/>
-          <w:left w:val="nil"/>
-          <w:bottom w:val="nil"/>
-          <w:right w:val="nil"/>
-          <w:between w:val="nil"/>
-        </w:pBdr>
-        <w:spacing w:before="71"/>
-        <w:rPr>
-          <w:b/>
-          <w:bCs/>
-          <w:color w:val="000000"/>
-          <w:sz w:val="20"/>
-          <w:szCs w:val="20"/>
-        </w:rPr>
-      </w:pPr>
-    </w:p>
-    <w:p>
-      <w:pPr>
-        <w:pBdr>
-          <w:top w:val="nil"/>
-          <w:left w:val="nil"/>
-          <w:bottom w:val="nil"/>
-          <w:right w:val="nil"/>
-          <w:between w:val="nil"/>
-        </w:pBdr>
-        <w:ind w:left="100"/>
-        <w:rPr>
-          <w:color w:val="000000"/>
-          <w:sz w:val="20"/>
-          <w:szCs w:val="20"/>
-        </w:rPr>
-      </w:pPr>
-      <w:r>
-        <w:rPr>
-          <w:sz w:val="20"/>
-          <w:szCs w:val="20"/>
-        </w:rPr>
-        <w:t>The Company offers a {{scholarship_amount}}</w:t>
-      </w:r>
-      <w:r>
-        <w:rPr>
-          <w:sz w:val="20"/>
-          <w:szCs w:val="20"/>
-        </w:rPr>
-        <w:t>%</w:t>
-      </w:r>
-      <w:r>
-        <w:rPr>
-          <w:sz w:val="20"/>
-          <w:szCs w:val="20"/>
-        </w:rPr>
-        <w:t xml:space="preserve"> scholarship on its program fees to all the students referred by the partner, provided such referrals are properly documented and verified. </w:t>
-      </w:r>
-    </w:p>
-    <w:p>
-      <w:pPr>
-        <w:pBdr>
-          <w:top w:val="nil"/>
-          <w:left w:val="nil"/>
-          <w:bottom w:val="nil"/>
-          <w:right w:val="nil"/>
-          <w:between w:val="nil"/>
-        </w:pBdr>
-        <w:spacing w:before="68"/>
-        <w:rPr>
-          <w:color w:val="000000"/>
-          <w:sz w:val="20"/>
-          <w:szCs w:val="20"/>
+        <w:ind w:left="0" w:firstLine="0"/>
+        <w:rPr>
+          <w:rFonts w:ascii="Georgia" w:eastAsia="Georgia" w:hAnsi="Georgia" w:cs="Georgia"/>
+          <w:sz w:val="24"/>
+          <w:szCs w:val="24"/>
+        </w:rPr>
+      </w:pPr>
+      <w:r>
+        <w:rPr>
+          <w:rFonts w:ascii="Georgia" w:eastAsia="Georgia" w:hAnsi="Georgia" w:cs="Georgia"/>
+          <w:sz w:val="24"/>
+          <w:szCs w:val="24"/>
+        </w:rPr>
+        <w:t>2. Introduction</w:t>
+      </w:r>
+    </w:p>
+    <w:p>
+      <w:pPr>
+        <w:rPr>
+          <w:rFonts w:ascii="Georgia" w:eastAsia="Georgia" w:hAnsi="Georgia" w:cs="Georgia"/>
+          <w:sz w:val="24"/>
+          <w:szCs w:val="24"/>
+        </w:rPr>
+      </w:pPr>
+    </w:p>
+    <w:p>
+      <w:pPr>
+        <w:rPr>
+          <w:rFonts w:ascii="Georgia" w:eastAsia="Georgia" w:hAnsi="Georgia" w:cs="Georgia"/>
+          <w:sz w:val="24"/>
+          <w:szCs w:val="24"/>
+        </w:rPr>
+      </w:pPr>
+      <w:r>
+        <w:rPr>
+          <w:rFonts w:ascii="Georgia" w:eastAsia="Georgia" w:hAnsi="Georgia" w:cs="Georgia"/>
+          <w:sz w:val="24"/>
+          <w:szCs w:val="24"/>
+        </w:rPr>
+        <w:t>The company offers various packages for their Research Program. Company &amp; Partner intend to collaborate on creating awareness and referral for Partner – an education consulting firm.</w:t>
+      </w:r>
+    </w:p>
+    <w:p>
+      <w:pPr>
+        <w:rPr>
+          <w:rFonts w:ascii="Georgia" w:eastAsia="Georgia" w:hAnsi="Georgia" w:cs="Georgia"/>
+          <w:sz w:val="24"/>
+          <w:szCs w:val="24"/>
+        </w:rPr>
+      </w:pPr>
+    </w:p>
+    <w:p>
+      <w:pPr>
+        <w:pStyle w:val="Heading1"/>
+        <w:tabs>
+          <w:tab w:val="left" w:pos="320"/>
+        </w:tabs>
+        <w:ind w:left="0" w:firstLine="0"/>
+        <w:rPr>
+          <w:rFonts w:ascii="Georgia" w:eastAsia="Georgia" w:hAnsi="Georgia" w:cs="Georgia"/>
+          <w:sz w:val="24"/>
+          <w:szCs w:val="24"/>
+        </w:rPr>
+      </w:pPr>
+      <w:r>
+        <w:rPr>
+          <w:rFonts w:ascii="Georgia" w:eastAsia="Georgia" w:hAnsi="Georgia" w:cs="Georgia"/>
+          <w:sz w:val="24"/>
+          <w:szCs w:val="24"/>
+        </w:rPr>
+        <w:t xml:space="preserve">3. </w:t>
+      </w:r>
+      <w:proofErr w:type="gramStart"/>
+      <w:r>
+        <w:rPr>
+          <w:rFonts w:ascii="Georgia" w:eastAsia="Georgia" w:hAnsi="Georgia" w:cs="Georgia"/>
+          <w:sz w:val="24"/>
+          <w:szCs w:val="24"/>
+        </w:rPr>
+        <w:t>Scope of Cooperation</w:t>
+      </w:r>
+      <w:proofErr w:type="gramEnd"/>
+    </w:p>
+    <w:p>
+      <w:pPr>
+        <w:rPr>
+          <w:rFonts w:ascii="Georgia" w:eastAsia="Georgia" w:hAnsi="Georgia" w:cs="Georgia"/>
+          <w:sz w:val="24"/>
+          <w:szCs w:val="24"/>
+        </w:rPr>
+      </w:pPr>
+    </w:p>
+    <w:p>
+      <w:pPr>
+        <w:rPr>
+          <w:rFonts w:ascii="Georgia" w:eastAsia="Georgia" w:hAnsi="Georgia" w:cs="Georgia"/>
+          <w:sz w:val="24"/>
+          <w:szCs w:val="24"/>
+        </w:rPr>
+      </w:pPr>
+      <w:r>
+        <w:rPr>
+          <w:rFonts w:ascii="Georgia" w:eastAsia="Georgia" w:hAnsi="Georgia" w:cs="Georgia"/>
+          <w:sz w:val="24"/>
+          <w:szCs w:val="24"/>
+        </w:rPr>
+        <w:t>This Agreement is an arrangement in which the Company and the Partner will be authorized to cross promote their services and refer students. All students who attend or who wish to attend the Company programs will be subject to their agreements, rules, terms, and conditions. The company may also provide marketing materials as agreed from time to time to the Partner to facilitate its marketing efforts but will have no obligation to do so.</w:t>
+      </w:r>
+    </w:p>
+    <w:p>
+      <w:pPr>
+        <w:rPr>
+          <w:rFonts w:ascii="Georgia" w:eastAsia="Georgia" w:hAnsi="Georgia" w:cs="Georgia"/>
+          <w:sz w:val="24"/>
+          <w:szCs w:val="24"/>
+        </w:rPr>
+      </w:pPr>
+    </w:p>
+    <w:p>
+      <w:pPr>
+        <w:pStyle w:val="Heading1"/>
+        <w:tabs>
+          <w:tab w:val="left" w:pos="320"/>
+        </w:tabs>
+        <w:ind w:left="0" w:firstLine="0"/>
+        <w:rPr>
+          <w:rFonts w:ascii="Georgia" w:eastAsia="Georgia" w:hAnsi="Georgia" w:cs="Georgia"/>
+          <w:sz w:val="24"/>
+          <w:szCs w:val="24"/>
+        </w:rPr>
+      </w:pPr>
+      <w:r>
+        <w:rPr>
+          <w:rFonts w:ascii="Georgia" w:eastAsia="Georgia" w:hAnsi="Georgia" w:cs="Georgia"/>
+          <w:sz w:val="24"/>
+          <w:szCs w:val="24"/>
+        </w:rPr>
+        <w:t>4. Responsibilities</w:t>
+      </w:r>
+    </w:p>
+    <w:p>
+      <w:pPr>
+        <w:rPr>
+          <w:rFonts w:ascii="Georgia" w:eastAsia="Georgia" w:hAnsi="Georgia" w:cs="Georgia"/>
+          <w:sz w:val="24"/>
+          <w:szCs w:val="24"/>
+        </w:rPr>
+      </w:pPr>
+    </w:p>
+    <w:p>
+      <w:pPr>
+        <w:rPr>
+          <w:rFonts w:ascii="Georgia" w:eastAsia="Georgia" w:hAnsi="Georgia" w:cs="Georgia"/>
+          <w:sz w:val="24"/>
+          <w:szCs w:val="24"/>
+        </w:rPr>
+      </w:pPr>
+      <w:r>
+        <w:rPr>
+          <w:rFonts w:ascii="Georgia" w:eastAsia="Georgia" w:hAnsi="Georgia" w:cs="Georgia"/>
+          <w:sz w:val="24"/>
+          <w:szCs w:val="24"/>
+        </w:rPr>
+        <w:t>Company agrees to:</w:t>
+      </w:r>
+    </w:p>
+    <w:p>
+      <w:pPr>
+        <w:rPr>
+          <w:rFonts w:ascii="Georgia" w:eastAsia="Georgia" w:hAnsi="Georgia" w:cs="Georgia"/>
+          <w:sz w:val="24"/>
+          <w:szCs w:val="24"/>
+        </w:rPr>
+      </w:pPr>
+    </w:p>
+    <w:p>
+      <w:pPr>
+        <w:rPr>
+          <w:rFonts w:ascii="Georgia" w:eastAsia="Georgia" w:hAnsi="Georgia" w:cs="Georgia"/>
+          <w:sz w:val="24"/>
+          <w:szCs w:val="24"/>
+        </w:rPr>
+      </w:pPr>
+      <w:r>
+        <w:rPr>
+          <w:rFonts w:ascii="Georgia" w:eastAsia="Georgia" w:hAnsi="Georgia" w:cs="Georgia"/>
+          <w:sz w:val="24"/>
+          <w:szCs w:val="24"/>
+        </w:rPr>
+        <w:t>Refer qualified students meeting the Partner’s criteria for admission into its programs. Qualified Students for the Partner’s program should be proficient in conversational English, have completed the relevant grade but not yet enrolled in college/university, and be interested in the relevant program.</w:t>
+      </w:r>
+    </w:p>
+    <w:p>
+      <w:pPr>
+        <w:rPr>
+          <w:rFonts w:ascii="Georgia" w:eastAsia="Georgia" w:hAnsi="Georgia" w:cs="Georgia"/>
+          <w:sz w:val="24"/>
+          <w:szCs w:val="24"/>
+        </w:rPr>
+      </w:pPr>
+    </w:p>
+    <w:p>
+      <w:pPr>
+        <w:rPr>
+          <w:rFonts w:ascii="Georgia" w:eastAsia="Georgia" w:hAnsi="Georgia" w:cs="Georgia"/>
+          <w:sz w:val="24"/>
+          <w:szCs w:val="24"/>
+        </w:rPr>
+      </w:pPr>
+      <w:r>
+        <w:rPr>
+          <w:rFonts w:ascii="Georgia" w:eastAsia="Georgia" w:hAnsi="Georgia" w:cs="Georgia"/>
+          <w:sz w:val="24"/>
+          <w:szCs w:val="24"/>
+        </w:rPr>
+        <w:t xml:space="preserve">Serve as a liaison with students during the recruitment process. </w:t>
+      </w:r>
+    </w:p>
+    <w:p>
+      <w:pPr>
+        <w:rPr>
+          <w:rFonts w:ascii="Georgia" w:eastAsia="Georgia" w:hAnsi="Georgia" w:cs="Georgia"/>
+          <w:sz w:val="24"/>
+          <w:szCs w:val="24"/>
+        </w:rPr>
+      </w:pPr>
+    </w:p>
+    <w:p>
+      <w:pPr>
+        <w:rPr>
+          <w:rFonts w:ascii="Georgia" w:eastAsia="Georgia" w:hAnsi="Georgia" w:cs="Georgia"/>
+          <w:sz w:val="24"/>
+          <w:szCs w:val="24"/>
+        </w:rPr>
+      </w:pPr>
+      <w:r>
+        <w:rPr>
+          <w:rFonts w:ascii="Georgia" w:eastAsia="Georgia" w:hAnsi="Georgia" w:cs="Georgia"/>
+          <w:sz w:val="24"/>
+          <w:szCs w:val="24"/>
+        </w:rPr>
+        <w:t>Partner agrees to:</w:t>
+      </w:r>
+    </w:p>
+    <w:p>
+      <w:pPr>
+        <w:rPr>
+          <w:rFonts w:ascii="Georgia" w:eastAsia="Georgia" w:hAnsi="Georgia" w:cs="Georgia"/>
+          <w:sz w:val="24"/>
+          <w:szCs w:val="24"/>
+        </w:rPr>
+      </w:pPr>
+    </w:p>
+    <w:p>
+      <w:pPr>
+        <w:rPr>
+          <w:rFonts w:ascii="Georgia" w:eastAsia="Georgia" w:hAnsi="Georgia" w:cs="Georgia"/>
+          <w:sz w:val="24"/>
+          <w:szCs w:val="24"/>
+        </w:rPr>
+      </w:pPr>
+      <w:r>
+        <w:rPr>
+          <w:rFonts w:ascii="Georgia" w:eastAsia="Georgia" w:hAnsi="Georgia" w:cs="Georgia"/>
+          <w:sz w:val="24"/>
+          <w:szCs w:val="24"/>
+        </w:rPr>
+        <w:t>Refer students in their community &amp; programs who want to pursue research to the Company.</w:t>
+      </w:r>
+    </w:p>
+    <w:p>
+      <w:pPr>
+        <w:rPr>
+          <w:rFonts w:ascii="Georgia" w:eastAsia="Georgia" w:hAnsi="Georgia" w:cs="Georgia"/>
+          <w:sz w:val="24"/>
+          <w:szCs w:val="24"/>
+        </w:rPr>
+      </w:pPr>
+    </w:p>
+    <w:p>
+      <w:pPr>
+        <w:rPr>
+          <w:rFonts w:ascii="Georgia" w:eastAsia="Georgia" w:hAnsi="Georgia" w:cs="Georgia"/>
+          <w:sz w:val="24"/>
+          <w:szCs w:val="24"/>
+        </w:rPr>
+      </w:pPr>
+      <w:r>
+        <w:rPr>
+          <w:rFonts w:ascii="Georgia" w:eastAsia="Georgia" w:hAnsi="Georgia" w:cs="Georgia"/>
+          <w:sz w:val="24"/>
+          <w:szCs w:val="24"/>
+        </w:rPr>
+        <w:t xml:space="preserve">Provide direct communication </w:t>
+      </w:r>
+      <w:proofErr w:type="gramStart"/>
+      <w:r>
+        <w:rPr>
+          <w:rFonts w:ascii="Georgia" w:eastAsia="Georgia" w:hAnsi="Georgia" w:cs="Georgia"/>
+          <w:sz w:val="24"/>
+          <w:szCs w:val="24"/>
+        </w:rPr>
+        <w:t>to</w:t>
+      </w:r>
+      <w:proofErr w:type="gramEnd"/>
+      <w:r>
+        <w:rPr>
+          <w:rFonts w:ascii="Georgia" w:eastAsia="Georgia" w:hAnsi="Georgia" w:cs="Georgia"/>
+          <w:sz w:val="24"/>
+          <w:szCs w:val="24"/>
+        </w:rPr>
+        <w:t xml:space="preserve"> students and help set up seminars regarding the enrolment process </w:t>
+      </w:r>
+      <w:proofErr w:type="gramStart"/>
+      <w:r>
+        <w:rPr>
+          <w:rFonts w:ascii="Georgia" w:eastAsia="Georgia" w:hAnsi="Georgia" w:cs="Georgia"/>
+          <w:sz w:val="24"/>
+          <w:szCs w:val="24"/>
+        </w:rPr>
+        <w:t>to</w:t>
+      </w:r>
+      <w:proofErr w:type="gramEnd"/>
+      <w:r>
+        <w:rPr>
+          <w:rFonts w:ascii="Georgia" w:eastAsia="Georgia" w:hAnsi="Georgia" w:cs="Georgia"/>
+          <w:sz w:val="24"/>
+          <w:szCs w:val="24"/>
+        </w:rPr>
+        <w:t xml:space="preserve"> students </w:t>
+      </w:r>
+      <w:proofErr w:type="gramStart"/>
+      <w:r>
+        <w:rPr>
+          <w:rFonts w:ascii="Georgia" w:eastAsia="Georgia" w:hAnsi="Georgia" w:cs="Georgia"/>
+          <w:sz w:val="24"/>
+          <w:szCs w:val="24"/>
+        </w:rPr>
+        <w:t>referred</w:t>
+      </w:r>
+      <w:proofErr w:type="gramEnd"/>
+      <w:r>
+        <w:rPr>
+          <w:rFonts w:ascii="Georgia" w:eastAsia="Georgia" w:hAnsi="Georgia" w:cs="Georgia"/>
+          <w:sz w:val="24"/>
+          <w:szCs w:val="24"/>
+        </w:rPr>
+        <w:t xml:space="preserve"> by the Company.</w:t>
+      </w:r>
+    </w:p>
+    <w:p>
+      <w:pPr>
+        <w:rPr>
+          <w:rFonts w:ascii="Georgia" w:eastAsia="Georgia" w:hAnsi="Georgia" w:cs="Georgia"/>
+          <w:sz w:val="24"/>
+          <w:szCs w:val="24"/>
+        </w:rPr>
+      </w:pPr>
+    </w:p>
+    <w:p>
+      <w:pPr>
+        <w:pStyle w:val="Heading1"/>
+        <w:tabs>
+          <w:tab w:val="left" w:pos="320"/>
+        </w:tabs>
+        <w:ind w:left="0" w:firstLine="0"/>
+        <w:rPr>
+          <w:rFonts w:ascii="Georgia" w:eastAsia="Georgia" w:hAnsi="Georgia" w:cs="Georgia"/>
+          <w:sz w:val="24"/>
+          <w:szCs w:val="24"/>
+        </w:rPr>
+      </w:pPr>
+      <w:r>
+        <w:rPr>
+          <w:rFonts w:ascii="Georgia" w:eastAsia="Georgia" w:hAnsi="Georgia" w:cs="Georgia"/>
+          <w:sz w:val="24"/>
+          <w:szCs w:val="24"/>
+        </w:rPr>
+        <w:t>5. Governing Rules</w:t>
+      </w:r>
+    </w:p>
+    <w:p>
+      <w:pPr>
+        <w:pStyle w:val="Heading1"/>
+        <w:tabs>
+          <w:tab w:val="left" w:pos="320"/>
+        </w:tabs>
+        <w:rPr>
+          <w:rFonts w:ascii="Georgia" w:eastAsia="Georgia" w:hAnsi="Georgia" w:cs="Georgia"/>
+          <w:sz w:val="24"/>
+          <w:szCs w:val="24"/>
+        </w:rPr>
+      </w:pPr>
+    </w:p>
+    <w:p>
+      <w:pPr>
+        <w:rPr>
+          <w:rFonts w:ascii="Georgia" w:eastAsia="Georgia" w:hAnsi="Georgia" w:cs="Georgia"/>
+          <w:sz w:val="24"/>
+          <w:szCs w:val="24"/>
+        </w:rPr>
+      </w:pPr>
+      <w:r>
+        <w:rPr>
+          <w:rFonts w:ascii="Georgia" w:eastAsia="Georgia" w:hAnsi="Georgia" w:cs="Georgia"/>
+          <w:sz w:val="24"/>
+          <w:szCs w:val="24"/>
+        </w:rPr>
+        <w:t xml:space="preserve">The Company &amp; the Partner shall not be entitled to a commission unless and until the student who was first </w:t>
+      </w:r>
+      <w:proofErr w:type="gramStart"/>
+      <w:r>
+        <w:rPr>
+          <w:rFonts w:ascii="Georgia" w:eastAsia="Georgia" w:hAnsi="Georgia" w:cs="Georgia"/>
+          <w:sz w:val="24"/>
+          <w:szCs w:val="24"/>
+        </w:rPr>
+        <w:t>referred</w:t>
+      </w:r>
+      <w:proofErr w:type="gramEnd"/>
+      <w:r>
+        <w:rPr>
+          <w:rFonts w:ascii="Georgia" w:eastAsia="Georgia" w:hAnsi="Georgia" w:cs="Georgia"/>
+          <w:sz w:val="24"/>
+          <w:szCs w:val="24"/>
+        </w:rPr>
+        <w:t xml:space="preserve"> by either the Company or the Partner has fully and finally paid non</w:t>
+      </w:r>
+      <w:proofErr w:type="gramStart"/>
+      <w:r>
+        <w:rPr>
+          <w:rFonts w:ascii="Georgia" w:eastAsia="Georgia" w:hAnsi="Georgia" w:cs="Georgia"/>
+          <w:sz w:val="24"/>
+          <w:szCs w:val="24"/>
+        </w:rPr>
+        <w:t>- refundable</w:t>
+      </w:r>
+      <w:proofErr w:type="gramEnd"/>
+      <w:r>
+        <w:rPr>
+          <w:rFonts w:ascii="Georgia" w:eastAsia="Georgia" w:hAnsi="Georgia" w:cs="Georgia"/>
+          <w:sz w:val="24"/>
+          <w:szCs w:val="24"/>
+        </w:rPr>
+        <w:t xml:space="preserve"> tuition to the Service Partner.</w:t>
+      </w:r>
+      <w:r>
+        <w:br w:type="page"/>
+      </w:r>
+    </w:p>
+    <w:p>
+      <w:pPr>
+        <w:pStyle w:val="Heading1"/>
+        <w:tabs>
+          <w:tab w:val="left" w:pos="320"/>
+        </w:tabs>
+        <w:ind w:left="0" w:firstLine="0"/>
+        <w:rPr>
+          <w:rFonts w:ascii="Georgia" w:eastAsia="Georgia" w:hAnsi="Georgia" w:cs="Georgia"/>
+          <w:sz w:val="24"/>
+          <w:szCs w:val="24"/>
+        </w:rPr>
+      </w:pPr>
+      <w:r>
+        <w:rPr>
+          <w:rFonts w:ascii="Georgia" w:eastAsia="Georgia" w:hAnsi="Georgia" w:cs="Georgia"/>
+          <w:sz w:val="24"/>
+          <w:szCs w:val="24"/>
+        </w:rPr>
+        <w:lastRenderedPageBreak/>
+        <w:t>6. Financial Arrangements</w:t>
+      </w:r>
+    </w:p>
+    <w:p>
+      <w:pPr>
+        <w:rPr>
+          <w:rFonts w:ascii="Georgia" w:eastAsia="Georgia" w:hAnsi="Georgia" w:cs="Georgia"/>
+          <w:sz w:val="24"/>
+          <w:szCs w:val="24"/>
+        </w:rPr>
+      </w:pPr>
+    </w:p>
+    <w:p>
+      <w:pPr>
+        <w:rPr>
+          <w:rFonts w:ascii="Georgia" w:eastAsia="Georgia" w:hAnsi="Georgia" w:cs="Georgia"/>
+          <w:sz w:val="24"/>
+          <w:szCs w:val="24"/>
+        </w:rPr>
+      </w:pPr>
+      <w:r>
+        <w:rPr>
+          <w:rFonts w:ascii="Georgia" w:eastAsia="Georgia" w:hAnsi="Georgia" w:cs="Georgia"/>
+          <w:sz w:val="24"/>
+          <w:szCs w:val="24"/>
+        </w:rPr>
+        <w:t>The Company offers a {{</w:t>
+      </w:r>
+      <w:proofErr w:type="spellStart"/>
+      <w:r>
+        <w:rPr>
+          <w:rFonts w:ascii="Georgia" w:eastAsia="Georgia" w:hAnsi="Georgia" w:cs="Georgia"/>
+          <w:sz w:val="24"/>
+          <w:szCs w:val="24"/>
+        </w:rPr>
+        <w:t>scholarship_amount</w:t>
+      </w:r>
+      <w:proofErr w:type="spellEnd"/>
+      <w:proofErr w:type="gramStart"/>
+      <w:r>
+        <w:rPr>
+          <w:rFonts w:ascii="Georgia" w:eastAsia="Georgia" w:hAnsi="Georgia" w:cs="Georgia"/>
+          <w:sz w:val="24"/>
+          <w:szCs w:val="24"/>
+        </w:rPr>
+        <w:t>}}%</w:t>
+      </w:r>
+      <w:proofErr w:type="gramEnd"/>
+      <w:r>
+        <w:rPr>
+          <w:rFonts w:ascii="Georgia" w:eastAsia="Georgia" w:hAnsi="Georgia" w:cs="Georgia"/>
+          <w:sz w:val="24"/>
+          <w:szCs w:val="24"/>
+        </w:rPr>
+        <w:t xml:space="preserve"> scholarship on its program fees to all the students </w:t>
+      </w:r>
+      <w:proofErr w:type="gramStart"/>
+      <w:r>
+        <w:rPr>
+          <w:rFonts w:ascii="Georgia" w:eastAsia="Georgia" w:hAnsi="Georgia" w:cs="Georgia"/>
+          <w:sz w:val="24"/>
+          <w:szCs w:val="24"/>
+        </w:rPr>
+        <w:t>referred</w:t>
+      </w:r>
+      <w:proofErr w:type="gramEnd"/>
+      <w:r>
+        <w:rPr>
+          <w:rFonts w:ascii="Georgia" w:eastAsia="Georgia" w:hAnsi="Georgia" w:cs="Georgia"/>
+          <w:sz w:val="24"/>
+          <w:szCs w:val="24"/>
+        </w:rPr>
+        <w:t xml:space="preserve"> by the partner, provided such referrals are properly documented and verified. </w:t>
+      </w:r>
+    </w:p>
+    <w:p>
+      <w:pPr>
+        <w:rPr>
+          <w:rFonts w:ascii="Georgia" w:eastAsia="Georgia" w:hAnsi="Georgia" w:cs="Georgia"/>
+          <w:sz w:val="24"/>
+          <w:szCs w:val="24"/>
         </w:rPr>
       </w:pPr>
     </w:p>
     <w:tbl>
       <w:tblPr>
-        <w:tblStyle w:val="a0"/>
+        <w:tblStyle w:val="a"/>
         <w:tblW w:w="7741" w:type="dxa"/>
         <w:tblInd w:w="348" w:type="dxa"/>
         <w:tblBorders>
@@ -912,26 +837,17 @@
           </w:tcPr>
           <w:p>
             <w:pPr>
-              <w:pBdr>
-                <w:top w:val="nil"/>
-                <w:left w:val="nil"/>
-                <w:bottom w:val="nil"/>
-                <w:right w:val="nil"/>
-                <w:between w:val="nil"/>
-              </w:pBdr>
-              <w:spacing w:before="100"/>
-              <w:ind w:left="100"/>
               <w:rPr>
-                <w:color w:val="000000"/>
-                <w:sz w:val="20"/>
-                <w:szCs w:val="20"/>
+                <w:rFonts w:ascii="Georgia" w:eastAsia="Georgia" w:hAnsi="Georgia" w:cs="Georgia"/>
+                <w:sz w:val="24"/>
+                <w:szCs w:val="24"/>
               </w:rPr>
             </w:pPr>
             <w:r>
               <w:rPr>
-                <w:color w:val="000000"/>
-                <w:sz w:val="20"/>
-                <w:szCs w:val="20"/>
+                <w:rFonts w:ascii="Georgia" w:eastAsia="Georgia" w:hAnsi="Georgia" w:cs="Georgia"/>
+                <w:sz w:val="24"/>
+                <w:szCs w:val="24"/>
               </w:rPr>
               <w:t>Program</w:t>
             </w:r>
@@ -943,28 +859,19 @@
           </w:tcPr>
           <w:p>
             <w:pPr>
-              <w:pBdr>
-                <w:top w:val="nil"/>
-                <w:left w:val="nil"/>
-                <w:bottom w:val="nil"/>
-                <w:right w:val="nil"/>
-                <w:between w:val="nil"/>
-              </w:pBdr>
-              <w:spacing w:before="100"/>
-              <w:ind w:left="100"/>
               <w:rPr>
-                <w:color w:val="000000"/>
-                <w:sz w:val="20"/>
-                <w:szCs w:val="20"/>
+                <w:rFonts w:ascii="Georgia" w:eastAsia="Georgia" w:hAnsi="Georgia" w:cs="Georgia"/>
+                <w:sz w:val="24"/>
+                <w:szCs w:val="24"/>
               </w:rPr>
             </w:pPr>
             <w:r>
               <w:rPr>
-                <w:color w:val="000000"/>
-                <w:sz w:val="20"/>
-                <w:szCs w:val="20"/>
+                <w:rFonts w:ascii="Georgia" w:eastAsia="Georgia" w:hAnsi="Georgia" w:cs="Georgia"/>
+                <w:sz w:val="24"/>
+                <w:szCs w:val="24"/>
               </w:rPr>
-              <w:t>Company’s Research Programs</w:t>
+              <w:t xml:space="preserve"> Company’s Research Programs</w:t>
             </w:r>
           </w:p>
         </w:tc>
@@ -979,26 +886,17 @@
           </w:tcPr>
           <w:p>
             <w:pPr>
-              <w:pBdr>
-                <w:top w:val="nil"/>
-                <w:left w:val="nil"/>
-                <w:bottom w:val="nil"/>
-                <w:right w:val="nil"/>
-                <w:between w:val="nil"/>
-              </w:pBdr>
-              <w:spacing w:before="100"/>
-              <w:ind w:left="100"/>
               <w:rPr>
-                <w:color w:val="000000"/>
-                <w:sz w:val="20"/>
-                <w:szCs w:val="20"/>
+                <w:rFonts w:ascii="Georgia" w:eastAsia="Georgia" w:hAnsi="Georgia" w:cs="Georgia"/>
+                <w:sz w:val="24"/>
+                <w:szCs w:val="24"/>
               </w:rPr>
             </w:pPr>
             <w:r>
               <w:rPr>
-                <w:color w:val="000000"/>
-                <w:sz w:val="20"/>
-                <w:szCs w:val="20"/>
+                <w:rFonts w:ascii="Georgia" w:eastAsia="Georgia" w:hAnsi="Georgia" w:cs="Georgia"/>
+                <w:sz w:val="24"/>
+                <w:szCs w:val="24"/>
               </w:rPr>
               <w:t>Partner</w:t>
             </w:r>
@@ -1010,26 +908,37 @@
           </w:tcPr>
           <w:p>
             <w:pPr>
-              <w:pBdr>
-                <w:top w:val="nil"/>
-                <w:left w:val="nil"/>
-                <w:bottom w:val="nil"/>
-                <w:right w:val="nil"/>
-                <w:between w:val="nil"/>
-              </w:pBdr>
-              <w:spacing w:before="100"/>
               <w:rPr>
-                <w:color w:val="000000"/>
-                <w:sz w:val="20"/>
-                <w:szCs w:val="20"/>
+                <w:rFonts w:ascii="Georgia" w:eastAsia="Georgia" w:hAnsi="Georgia" w:cs="Georgia"/>
+                <w:sz w:val="24"/>
+                <w:szCs w:val="24"/>
               </w:rPr>
             </w:pPr>
             <w:r>
               <w:rPr>
-                <w:sz w:val="20"/>
-                <w:szCs w:val="20"/>
+                <w:rFonts w:ascii="Georgia" w:eastAsia="Georgia" w:hAnsi="Georgia" w:cs="Georgia"/>
+                <w:sz w:val="24"/>
+                <w:szCs w:val="24"/>
               </w:rPr>
-              <w:t xml:space="preserve">  {{partner_name}}</w:t>
+              <w:t xml:space="preserve"> {{</w:t>
+            </w:r>
+            <w:proofErr w:type="spellStart"/>
+            <w:r>
+              <w:rPr>
+                <w:rFonts w:ascii="Georgia" w:eastAsia="Georgia" w:hAnsi="Georgia" w:cs="Georgia"/>
+                <w:sz w:val="24"/>
+                <w:szCs w:val="24"/>
+              </w:rPr>
+              <w:t>partner_name</w:t>
+            </w:r>
+            <w:proofErr w:type="spellEnd"/>
+            <w:r>
+              <w:rPr>
+                <w:rFonts w:ascii="Georgia" w:eastAsia="Georgia" w:hAnsi="Georgia" w:cs="Georgia"/>
+                <w:sz w:val="24"/>
+                <w:szCs w:val="24"/>
+              </w:rPr>
+              <w:t>}}</w:t>
             </w:r>
           </w:p>
         </w:tc>
@@ -1037,205 +946,294 @@
     </w:tbl>
     <w:p>
       <w:pPr>
-        <w:pBdr>
-          <w:top w:val="nil"/>
-          <w:left w:val="nil"/>
-          <w:bottom w:val="nil"/>
-          <w:right w:val="nil"/>
-          <w:between w:val="nil"/>
-        </w:pBdr>
-        <w:rPr>
-          <w:color w:val="000000"/>
-          <w:sz w:val="20"/>
-          <w:szCs w:val="20"/>
-        </w:rPr>
-      </w:pPr>
-    </w:p>
-    <w:p>
-      <w:pPr>
-        <w:pBdr>
-          <w:top w:val="nil"/>
-          <w:left w:val="nil"/>
-          <w:bottom w:val="nil"/>
-          <w:right w:val="nil"/>
-          <w:between w:val="nil"/>
-        </w:pBdr>
-        <w:spacing w:before="70"/>
-        <w:rPr>
-          <w:color w:val="000000"/>
-          <w:sz w:val="20"/>
-          <w:szCs w:val="20"/>
-        </w:rPr>
-      </w:pPr>
-    </w:p>
-    <w:p>
-      <w:pPr>
-        <w:pBdr>
-          <w:top w:val="nil"/>
-          <w:left w:val="nil"/>
-          <w:bottom w:val="nil"/>
-          <w:right w:val="nil"/>
-          <w:between w:val="nil"/>
-        </w:pBdr>
-        <w:spacing w:line="276" w:lineRule="auto"/>
-        <w:ind w:left="100" w:right="186"/>
-        <w:rPr>
-          <w:color w:val="000000"/>
-          <w:sz w:val="20"/>
-          <w:szCs w:val="20"/>
-        </w:rPr>
-      </w:pPr>
-      <w:r>
-        <w:rPr>
-          <w:color w:val="000000"/>
-          <w:sz w:val="20"/>
-          <w:szCs w:val="20"/>
+        <w:rPr>
+          <w:rFonts w:ascii="Georgia" w:eastAsia="Georgia" w:hAnsi="Georgia" w:cs="Georgia"/>
+          <w:sz w:val="24"/>
+          <w:szCs w:val="24"/>
+        </w:rPr>
+      </w:pPr>
+    </w:p>
+    <w:p>
+      <w:pPr>
+        <w:rPr>
+          <w:rFonts w:ascii="Georgia" w:eastAsia="Georgia" w:hAnsi="Georgia" w:cs="Georgia"/>
+          <w:sz w:val="24"/>
+          <w:szCs w:val="24"/>
+        </w:rPr>
+      </w:pPr>
+    </w:p>
+    <w:p>
+      <w:pPr>
+        <w:rPr>
+          <w:rFonts w:ascii="Georgia" w:eastAsia="Georgia" w:hAnsi="Georgia" w:cs="Georgia"/>
+          <w:sz w:val="24"/>
+          <w:szCs w:val="24"/>
+        </w:rPr>
+      </w:pPr>
+      <w:r>
+        <w:rPr>
+          <w:rFonts w:ascii="Georgia" w:eastAsia="Georgia" w:hAnsi="Georgia" w:cs="Georgia"/>
+          <w:sz w:val="24"/>
+          <w:szCs w:val="24"/>
         </w:rPr>
         <w:t>This agreement will be automatically renewed annually unless either party wishes the agreement to be revised before renewal.</w:t>
       </w:r>
     </w:p>
     <w:p>
       <w:pPr>
-        <w:pBdr>
-          <w:top w:val="nil"/>
-          <w:left w:val="nil"/>
-          <w:bottom w:val="nil"/>
-          <w:right w:val="nil"/>
-          <w:between w:val="nil"/>
-        </w:pBdr>
-        <w:spacing w:before="33"/>
-        <w:rPr>
-          <w:color w:val="000000"/>
-          <w:sz w:val="20"/>
-          <w:szCs w:val="20"/>
-        </w:rPr>
-      </w:pPr>
-    </w:p>
-    <w:p>
-      <w:pPr>
-        <w:pBdr>
-          <w:top w:val="nil"/>
-          <w:left w:val="nil"/>
-          <w:bottom w:val="nil"/>
-          <w:right w:val="nil"/>
-          <w:between w:val="nil"/>
-        </w:pBdr>
-        <w:ind w:left="100"/>
-        <w:rPr>
-          <w:color w:val="000000"/>
-          <w:sz w:val="20"/>
-          <w:szCs w:val="20"/>
-        </w:rPr>
-      </w:pPr>
-      <w:r>
-        <w:rPr>
-          <w:color w:val="000000"/>
-          <w:sz w:val="20"/>
-          <w:szCs w:val="20"/>
+        <w:rPr>
+          <w:rFonts w:ascii="Georgia" w:eastAsia="Georgia" w:hAnsi="Georgia" w:cs="Georgia"/>
+          <w:sz w:val="24"/>
+          <w:szCs w:val="24"/>
+        </w:rPr>
+      </w:pPr>
+    </w:p>
+    <w:p>
+      <w:pPr>
+        <w:rPr>
+          <w:rFonts w:ascii="Georgia" w:eastAsia="Georgia" w:hAnsi="Georgia" w:cs="Georgia"/>
+          <w:sz w:val="24"/>
+          <w:szCs w:val="24"/>
+        </w:rPr>
+      </w:pPr>
+      <w:r>
+        <w:rPr>
+          <w:rFonts w:ascii="Georgia" w:eastAsia="Georgia" w:hAnsi="Georgia" w:cs="Georgia"/>
+          <w:sz w:val="24"/>
+          <w:szCs w:val="24"/>
         </w:rPr>
         <w:t>Should major concerns arise the parties will attempt to resolve them amicably.</w:t>
       </w:r>
     </w:p>
     <w:p>
       <w:pPr>
-        <w:pBdr>
-          <w:top w:val="nil"/>
-          <w:left w:val="nil"/>
-          <w:bottom w:val="nil"/>
-          <w:right w:val="nil"/>
-          <w:between w:val="nil"/>
-        </w:pBdr>
-        <w:rPr>
-          <w:color w:val="000000"/>
-          <w:sz w:val="20"/>
-          <w:szCs w:val="20"/>
-        </w:rPr>
-      </w:pPr>
-    </w:p>
-    <w:p>
-      <w:pPr>
-        <w:pBdr>
-          <w:top w:val="nil"/>
-          <w:left w:val="nil"/>
-          <w:bottom w:val="nil"/>
-          <w:right w:val="nil"/>
-          <w:between w:val="nil"/>
-        </w:pBdr>
-        <w:rPr>
-          <w:color w:val="000000"/>
-          <w:sz w:val="20"/>
-          <w:szCs w:val="20"/>
-        </w:rPr>
-      </w:pPr>
-    </w:p>
-    <w:p>
-      <w:pPr>
-        <w:pBdr>
-          <w:top w:val="nil"/>
-          <w:left w:val="nil"/>
-          <w:bottom w:val="nil"/>
-          <w:right w:val="nil"/>
-          <w:between w:val="nil"/>
-        </w:pBdr>
-        <w:spacing w:before="139"/>
-        <w:rPr>
-          <w:color w:val="000000"/>
-          <w:sz w:val="20"/>
-          <w:szCs w:val="20"/>
-        </w:rPr>
-      </w:pPr>
-    </w:p>
-    <w:p>
-      <w:pPr>
-        <w:pBdr>
-          <w:top w:val="nil"/>
-          <w:left w:val="nil"/>
-          <w:bottom w:val="nil"/>
-          <w:right w:val="nil"/>
-          <w:between w:val="nil"/>
-        </w:pBdr>
+        <w:rPr>
+          <w:rFonts w:ascii="Georgia" w:eastAsia="Georgia" w:hAnsi="Georgia" w:cs="Georgia"/>
+          <w:sz w:val="24"/>
+          <w:szCs w:val="24"/>
+        </w:rPr>
+      </w:pPr>
+    </w:p>
+    <w:p>
+      <w:pPr>
+        <w:rPr>
+          <w:rFonts w:ascii="Georgia" w:eastAsia="Georgia" w:hAnsi="Georgia" w:cs="Georgia"/>
+          <w:sz w:val="24"/>
+          <w:szCs w:val="24"/>
+        </w:rPr>
+      </w:pPr>
+    </w:p>
+    <w:p>
+      <w:pPr>
+        <w:rPr>
+          <w:rFonts w:ascii="Georgia" w:eastAsia="Georgia" w:hAnsi="Georgia" w:cs="Georgia"/>
+          <w:sz w:val="24"/>
+          <w:szCs w:val="24"/>
+        </w:rPr>
+      </w:pPr>
+    </w:p>
+    <w:p>
+      <w:pPr>
         <w:tabs>
           <w:tab w:val="left" w:pos="7301"/>
         </w:tabs>
-        <w:ind w:left="100"/>
-        <w:rPr>
-          <w:color w:val="000000"/>
-          <w:sz w:val="20"/>
-          <w:szCs w:val="20"/>
-        </w:rPr>
-      </w:pPr>
-      <w:r>
-        <w:rPr>
-          <w:color w:val="000000"/>
-          <w:sz w:val="20"/>
-          <w:szCs w:val="20"/>
+        <w:rPr>
+          <w:rFonts w:ascii="Georgia" w:eastAsia="Georgia" w:hAnsi="Georgia" w:cs="Georgia"/>
+          <w:sz w:val="24"/>
+          <w:szCs w:val="24"/>
+        </w:rPr>
+      </w:pPr>
+      <w:r>
+        <w:rPr>
+          <w:rFonts w:ascii="Georgia" w:eastAsia="Georgia" w:hAnsi="Georgia" w:cs="Georgia"/>
+          <w:sz w:val="24"/>
+          <w:szCs w:val="24"/>
         </w:rPr>
         <w:t>Signature</w:t>
       </w:r>
-      <w:r>
-        <w:rPr>
-          <w:color w:val="000000"/>
-          <w:sz w:val="20"/>
-          <w:szCs w:val="20"/>
+    </w:p>
+    <w:p>
+      <w:pPr>
+        <w:rPr>
+          <w:rFonts w:ascii="Georgia" w:eastAsia="Georgia" w:hAnsi="Georgia" w:cs="Georgia"/>
+          <w:sz w:val="24"/>
+          <w:szCs w:val="24"/>
+        </w:rPr>
+      </w:pPr>
+    </w:p>
+    <w:p>
+      <w:pPr>
+        <w:rPr>
+          <w:rFonts w:ascii="Georgia" w:eastAsia="Georgia" w:hAnsi="Georgia" w:cs="Georgia"/>
+          <w:sz w:val="24"/>
+          <w:szCs w:val="24"/>
+        </w:rPr>
+      </w:pPr>
+    </w:p>
+    <w:p>
+      <w:pPr>
+        <w:rPr>
+          <w:rFonts w:ascii="Georgia" w:eastAsia="Georgia" w:hAnsi="Georgia" w:cs="Georgia"/>
+          <w:sz w:val="24"/>
+          <w:szCs w:val="24"/>
+        </w:rPr>
+      </w:pPr>
+    </w:p>
+    <w:p>
+      <w:pPr>
+        <w:rPr>
+          <w:rFonts w:ascii="Georgia" w:eastAsia="Georgia" w:hAnsi="Georgia" w:cs="Georgia"/>
+          <w:sz w:val="24"/>
+          <w:szCs w:val="24"/>
+        </w:rPr>
+      </w:pPr>
+    </w:p>
+    <w:p>
+      <w:pPr>
+        <w:rPr>
+          <w:rFonts w:ascii="Georgia" w:eastAsia="Georgia" w:hAnsi="Georgia" w:cs="Georgia"/>
+          <w:sz w:val="24"/>
+          <w:szCs w:val="24"/>
+        </w:rPr>
+      </w:pPr>
+    </w:p>
+    <w:p>
+      <w:pPr>
+        <w:tabs>
+          <w:tab w:val="left" w:pos="7301"/>
+        </w:tabs>
+        <w:rPr>
+          <w:rFonts w:ascii="Georgia" w:eastAsia="Georgia" w:hAnsi="Georgia" w:cs="Georgia"/>
+          <w:sz w:val="24"/>
+          <w:szCs w:val="24"/>
+        </w:rPr>
+      </w:pPr>
+      <w:r>
+        <w:rPr>
+          <w:rFonts w:ascii="Georgia" w:eastAsia="Georgia" w:hAnsi="Georgia" w:cs="Georgia"/>
+          <w:sz w:val="24"/>
+          <w:szCs w:val="24"/>
+        </w:rPr>
+        <w:t>{{signatory}}</w:t>
+      </w:r>
+    </w:p>
+    <w:p>
+      <w:pPr>
+        <w:tabs>
+          <w:tab w:val="left" w:pos="7301"/>
+        </w:tabs>
+        <w:rPr>
+          <w:rFonts w:ascii="Georgia" w:eastAsia="Georgia" w:hAnsi="Georgia" w:cs="Georgia"/>
+          <w:sz w:val="24"/>
+          <w:szCs w:val="24"/>
+        </w:rPr>
+      </w:pPr>
+      <w:r>
+        <w:rPr>
+          <w:rFonts w:ascii="Georgia" w:eastAsia="Georgia" w:hAnsi="Georgia" w:cs="Georgia"/>
+          <w:sz w:val="24"/>
+          <w:szCs w:val="24"/>
+        </w:rPr>
+        <w:t>{{</w:t>
+      </w:r>
+      <w:proofErr w:type="spellStart"/>
+      <w:r>
+        <w:rPr>
+          <w:rFonts w:ascii="Georgia" w:eastAsia="Georgia" w:hAnsi="Georgia" w:cs="Georgia"/>
+          <w:sz w:val="24"/>
+          <w:szCs w:val="24"/>
+        </w:rPr>
+        <w:t>partner_name</w:t>
+      </w:r>
+      <w:proofErr w:type="spellEnd"/>
+      <w:r>
+        <w:rPr>
+          <w:rFonts w:ascii="Georgia" w:eastAsia="Georgia" w:hAnsi="Georgia" w:cs="Georgia"/>
+          <w:sz w:val="24"/>
+          <w:szCs w:val="24"/>
+        </w:rPr>
+        <w:t>}}</w:t>
+      </w:r>
+    </w:p>
+    <w:p>
+      <w:pPr>
+        <w:rPr>
+          <w:rFonts w:ascii="Georgia" w:eastAsia="Georgia" w:hAnsi="Georgia" w:cs="Georgia"/>
+          <w:sz w:val="24"/>
+          <w:szCs w:val="24"/>
+        </w:rPr>
+      </w:pPr>
+    </w:p>
+    <w:p>
+      <w:pPr>
+        <w:rPr>
+          <w:rFonts w:ascii="Georgia" w:eastAsia="Georgia" w:hAnsi="Georgia" w:cs="Georgia"/>
+          <w:sz w:val="24"/>
+          <w:szCs w:val="24"/>
+        </w:rPr>
+      </w:pPr>
+    </w:p>
+    <w:p>
+      <w:pPr>
+        <w:rPr>
+          <w:rFonts w:ascii="Georgia" w:eastAsia="Georgia" w:hAnsi="Georgia" w:cs="Georgia"/>
+          <w:sz w:val="24"/>
+          <w:szCs w:val="24"/>
+        </w:rPr>
+      </w:pPr>
+    </w:p>
+    <w:p>
+      <w:pPr>
+        <w:rPr>
+          <w:rFonts w:ascii="Georgia" w:eastAsia="Georgia" w:hAnsi="Georgia" w:cs="Georgia"/>
+          <w:sz w:val="24"/>
+          <w:szCs w:val="24"/>
+        </w:rPr>
+      </w:pPr>
+    </w:p>
+    <w:p>
+      <w:pPr>
+        <w:rPr>
+          <w:rFonts w:ascii="Georgia" w:eastAsia="Georgia" w:hAnsi="Georgia" w:cs="Georgia"/>
+          <w:sz w:val="24"/>
+          <w:szCs w:val="24"/>
+        </w:rPr>
+      </w:pPr>
+    </w:p>
+    <w:p>
+      <w:pPr>
+        <w:tabs>
+          <w:tab w:val="left" w:pos="7301"/>
+        </w:tabs>
+        <w:rPr>
+          <w:rFonts w:ascii="Georgia" w:eastAsia="Georgia" w:hAnsi="Georgia" w:cs="Georgia"/>
+          <w:sz w:val="24"/>
+          <w:szCs w:val="24"/>
+        </w:rPr>
+      </w:pPr>
+      <w:r>
+        <w:rPr>
+          <w:rFonts w:ascii="Georgia" w:eastAsia="Georgia" w:hAnsi="Georgia" w:cs="Georgia"/>
+          <w:sz w:val="24"/>
+          <w:szCs w:val="24"/>
+        </w:rPr>
+        <w:t>Signature</w:t>
+      </w:r>
+      <w:r>
+        <w:rPr>
+          <w:rFonts w:ascii="Georgia" w:eastAsia="Georgia" w:hAnsi="Georgia" w:cs="Georgia"/>
+          <w:sz w:val="24"/>
+          <w:szCs w:val="24"/>
         </w:rPr>
         <w:tab/>
-        <w:t>Signature</w:t>
-      </w:r>
-    </w:p>
-    <w:p>
-      <w:pPr>
-        <w:pBdr>
-          <w:top w:val="nil"/>
-          <w:left w:val="nil"/>
-          <w:bottom w:val="nil"/>
-          <w:right w:val="nil"/>
-          <w:between w:val="nil"/>
-        </w:pBdr>
-        <w:spacing w:before="2"/>
-        <w:rPr>
-          <w:color w:val="000000"/>
-          <w:sz w:val="4"/>
-          <w:szCs w:val="4"/>
+      </w:r>
+    </w:p>
+    <w:p>
+      <w:pPr>
+        <w:rPr>
+          <w:rFonts w:ascii="Georgia" w:eastAsia="Georgia" w:hAnsi="Georgia" w:cs="Georgia"/>
+          <w:sz w:val="24"/>
+          <w:szCs w:val="24"/>
         </w:rPr>
       </w:pPr>
       <w:r>
@@ -1245,18 +1243,18 @@
         <mc:AlternateContent>
           <mc:Choice Requires="wpg">
             <w:drawing>
-              <wp:anchor distT="0" distB="0" distL="0" distR="0" simplePos="0" relativeHeight="251658240" behindDoc="0" locked="0" layoutInCell="1" hidden="0" allowOverlap="1" wp14:anchorId="735DE733" wp14:editId="747B8816">
+              <wp:anchor distT="0" distB="0" distL="0" distR="0" simplePos="0" relativeHeight="251658240" behindDoc="0" locked="0" layoutInCell="1" hidden="0" allowOverlap="1" wp14:anchorId="5392033A" wp14:editId="2392A762">
                 <wp:simplePos x="0" y="0"/>
                 <wp:positionH relativeFrom="column">
-                  <wp:posOffset>38100</wp:posOffset>
+                  <wp:posOffset>33338</wp:posOffset>
                 </wp:positionH>
                 <wp:positionV relativeFrom="paragraph">
-                  <wp:posOffset>25400</wp:posOffset>
+                  <wp:posOffset>20638</wp:posOffset>
                 </wp:positionV>
-                <wp:extent cx="1170305" cy="556895"/>
+                <wp:extent cx="1179830" cy="566420"/>
                 <wp:effectExtent l="0" t="0" r="0" b="0"/>
                 <wp:wrapTopAndBottom distT="0" distB="0"/>
-                <wp:docPr id="1340119677" name="Free-form: Shape 1340119677"/>
+                <wp:docPr id="1" name="Free-form: Shape 1"/>
                 <wp:cNvGraphicFramePr/>
                 <a:graphic xmlns:a="http://schemas.openxmlformats.org/drawingml/2006/main">
                   <a:graphicData uri="http://schemas.microsoft.com/office/word/2010/wordprocessingShape">
@@ -2800,15 +2798,15 @@
               <wp:anchor allowOverlap="1" behindDoc="0" distB="0" distT="0" distL="0" distR="0" hidden="0" layoutInCell="1" locked="0" relativeHeight="0" simplePos="0">
                 <wp:simplePos x="0" y="0"/>
                 <wp:positionH relativeFrom="column">
-                  <wp:posOffset>38100</wp:posOffset>
+                  <wp:posOffset>33338</wp:posOffset>
                 </wp:positionH>
                 <wp:positionV relativeFrom="paragraph">
-                  <wp:posOffset>25400</wp:posOffset>
+                  <wp:posOffset>20638</wp:posOffset>
                 </wp:positionV>
-                <wp:extent cx="1170305" cy="556895"/>
+                <wp:extent cx="1179830" cy="566420"/>
                 <wp:effectExtent b="0" l="0" r="0" t="0"/>
                 <wp:wrapTopAndBottom distB="0" distT="0"/>
-                <wp:docPr id="1340119677" name="image2.png"/>
+                <wp:docPr id="1" name="image2.png"/>
                 <a:graphic>
                   <a:graphicData uri="http://schemas.openxmlformats.org/drawingml/2006/picture">
                     <pic:pic>
@@ -2817,7 +2815,7 @@
                         <pic:cNvPicPr preferRelativeResize="0"/>
                       </pic:nvPicPr>
                       <pic:blipFill>
-                        <a:blip r:embed="rId9"/>
+                        <a:blip r:embed="rId6"/>
                         <a:srcRect/>
                         <a:stretch>
                           <a:fillRect/>
@@ -2826,7 +2824,7 @@
                       <pic:spPr>
                         <a:xfrm>
                           <a:off x="0" y="0"/>
-                          <a:ext cx="1170305" cy="556895"/>
+                          <a:ext cx="1179830" cy="566420"/>
                         </a:xfrm>
                         <a:prstGeom prst="rect"/>
                         <a:ln/>
@@ -2842,217 +2840,144 @@
     </w:p>
     <w:p>
       <w:pPr>
-        <w:pBdr>
-          <w:top w:val="nil"/>
-          <w:left w:val="nil"/>
-          <w:bottom w:val="nil"/>
-          <w:right w:val="nil"/>
-          <w:between w:val="nil"/>
-        </w:pBdr>
+        <w:rPr>
+          <w:rFonts w:ascii="Georgia" w:eastAsia="Georgia" w:hAnsi="Georgia" w:cs="Georgia"/>
+          <w:sz w:val="24"/>
+          <w:szCs w:val="24"/>
+        </w:rPr>
+      </w:pPr>
+      <w:r>
+        <w:rPr>
+          <w:rFonts w:ascii="Georgia" w:eastAsia="Georgia" w:hAnsi="Georgia" w:cs="Georgia"/>
+          <w:sz w:val="24"/>
+          <w:szCs w:val="24"/>
+        </w:rPr>
+        <w:t xml:space="preserve">Yash </w:t>
+      </w:r>
+      <w:proofErr w:type="spellStart"/>
+      <w:r>
+        <w:rPr>
+          <w:rFonts w:ascii="Georgia" w:eastAsia="Georgia" w:hAnsi="Georgia" w:cs="Georgia"/>
+          <w:sz w:val="24"/>
+          <w:szCs w:val="24"/>
+        </w:rPr>
+        <w:t>Mundada</w:t>
+      </w:r>
+      <w:proofErr w:type="spellEnd"/>
+      <w:r>
+        <w:rPr>
+          <w:rFonts w:ascii="Georgia" w:eastAsia="Georgia" w:hAnsi="Georgia" w:cs="Georgia"/>
+          <w:sz w:val="24"/>
+          <w:szCs w:val="24"/>
+        </w:rPr>
+        <w:t xml:space="preserve">                                                                                                      </w:t>
+      </w:r>
+    </w:p>
+    <w:p>
+      <w:pPr>
         <w:tabs>
           <w:tab w:val="left" w:pos="7301"/>
         </w:tabs>
-        <w:ind w:left="100"/>
-        <w:rPr>
-          <w:color w:val="000000"/>
-          <w:sz w:val="20"/>
-          <w:szCs w:val="20"/>
-        </w:rPr>
-      </w:pPr>
-    </w:p>
-    <w:p>
-      <w:pPr>
-        <w:pBdr>
-          <w:top w:val="nil"/>
-          <w:left w:val="nil"/>
-          <w:bottom w:val="nil"/>
-          <w:right w:val="nil"/>
-          <w:between w:val="nil"/>
-        </w:pBdr>
+        <w:rPr>
+          <w:rFonts w:ascii="Georgia" w:eastAsia="Georgia" w:hAnsi="Georgia" w:cs="Georgia"/>
+          <w:sz w:val="24"/>
+          <w:szCs w:val="24"/>
+        </w:rPr>
+      </w:pPr>
+      <w:r>
+        <w:rPr>
+          <w:rFonts w:ascii="Georgia" w:eastAsia="Georgia" w:hAnsi="Georgia" w:cs="Georgia"/>
+          <w:sz w:val="24"/>
+          <w:szCs w:val="24"/>
+        </w:rPr>
+        <w:t xml:space="preserve">Co-founder                                                                                                    </w:t>
+      </w:r>
+    </w:p>
+    <w:p>
+      <w:pPr>
         <w:tabs>
           <w:tab w:val="left" w:pos="7301"/>
         </w:tabs>
-        <w:ind w:left="100"/>
-        <w:rPr>
-          <w:color w:val="000000"/>
-          <w:sz w:val="20"/>
-          <w:szCs w:val="20"/>
-        </w:rPr>
-      </w:pPr>
-      <w:r>
-        <w:rPr>
-          <w:color w:val="000000"/>
-          <w:sz w:val="20"/>
-          <w:szCs w:val="20"/>
-        </w:rPr>
-        <w:t>Yash Mundada</w:t>
-      </w:r>
-      <w:r>
-        <w:rPr>
-          <w:sz w:val="20"/>
-          <w:szCs w:val="20"/>
-        </w:rPr>
-        <w:t xml:space="preserve">                                                                                                      </w:t>
-      </w:r>
-      <w:r>
-        <w:rPr>
-          <w:color w:val="222222"/>
-          <w:sz w:val="20"/>
-          <w:szCs w:val="20"/>
-        </w:rPr>
-        <w:t>{{signatory}}</w:t>
-      </w:r>
-    </w:p>
-    <w:p>
-      <w:pPr>
-        <w:pBdr>
-          <w:top w:val="nil"/>
-          <w:left w:val="nil"/>
-          <w:bottom w:val="nil"/>
-          <w:right w:val="nil"/>
-          <w:between w:val="nil"/>
-        </w:pBdr>
+        <w:rPr>
+          <w:rFonts w:ascii="Georgia" w:eastAsia="Georgia" w:hAnsi="Georgia" w:cs="Georgia"/>
+          <w:sz w:val="24"/>
+          <w:szCs w:val="24"/>
+        </w:rPr>
+      </w:pPr>
+      <w:proofErr w:type="spellStart"/>
+      <w:r>
+        <w:rPr>
+          <w:rFonts w:ascii="Georgia" w:eastAsia="Georgia" w:hAnsi="Georgia" w:cs="Georgia"/>
+          <w:sz w:val="24"/>
+          <w:szCs w:val="24"/>
+        </w:rPr>
+        <w:t>InsightRise</w:t>
+      </w:r>
+      <w:proofErr w:type="spellEnd"/>
+      <w:r>
+        <w:rPr>
+          <w:rFonts w:ascii="Georgia" w:eastAsia="Georgia" w:hAnsi="Georgia" w:cs="Georgia"/>
+          <w:sz w:val="24"/>
+          <w:szCs w:val="24"/>
+        </w:rPr>
+        <w:t xml:space="preserve"> Education Pvt. Ltd.</w:t>
+      </w:r>
+      <w:r>
+        <w:rPr>
+          <w:rFonts w:ascii="Georgia" w:eastAsia="Georgia" w:hAnsi="Georgia" w:cs="Georgia"/>
+          <w:sz w:val="24"/>
+          <w:szCs w:val="24"/>
+        </w:rPr>
+        <w:tab/>
+      </w:r>
+    </w:p>
+    <w:p>
+      <w:pPr>
         <w:tabs>
           <w:tab w:val="left" w:pos="7301"/>
         </w:tabs>
-        <w:ind w:left="100"/>
-        <w:rPr>
-          <w:color w:val="000000"/>
-          <w:sz w:val="20"/>
-          <w:szCs w:val="20"/>
-        </w:rPr>
-      </w:pPr>
-      <w:r>
-        <w:rPr>
-          <w:color w:val="000000"/>
-          <w:sz w:val="20"/>
-          <w:szCs w:val="20"/>
-        </w:rPr>
-        <w:t>Co-founder</w:t>
-      </w:r>
-      <w:r>
-        <w:rPr>
-          <w:sz w:val="20"/>
-          <w:szCs w:val="20"/>
-        </w:rPr>
-        <w:t xml:space="preserve">                                                                                                    </w:t>
-      </w:r>
-    </w:p>
-    <w:p>
-      <w:pPr>
-        <w:pBdr>
-          <w:top w:val="nil"/>
-          <w:left w:val="nil"/>
-          <w:bottom w:val="nil"/>
-          <w:right w:val="nil"/>
-          <w:between w:val="nil"/>
-        </w:pBdr>
+        <w:rPr>
+          <w:rFonts w:ascii="Georgia" w:eastAsia="Georgia" w:hAnsi="Georgia" w:cs="Georgia"/>
+          <w:sz w:val="24"/>
+          <w:szCs w:val="24"/>
+        </w:rPr>
+      </w:pPr>
+    </w:p>
+    <w:p>
+      <w:pPr>
         <w:tabs>
           <w:tab w:val="left" w:pos="7301"/>
         </w:tabs>
-        <w:ind w:left="100"/>
-        <w:rPr>
-          <w:color w:val="000000"/>
-          <w:sz w:val="20"/>
-          <w:szCs w:val="20"/>
-        </w:rPr>
-      </w:pPr>
-      <w:r>
-        <w:rPr>
-          <w:color w:val="000000"/>
-          <w:sz w:val="20"/>
-          <w:szCs w:val="20"/>
-        </w:rPr>
-        <w:t>InsightRise Education Pvt. Ltd.</w:t>
-      </w:r>
-      <w:r>
-        <w:rPr>
-          <w:color w:val="000000"/>
-          <w:sz w:val="20"/>
-          <w:szCs w:val="20"/>
-        </w:rPr>
-        <w:tab/>
-      </w:r>
-    </w:p>
-    <w:p>
-      <w:pPr>
-        <w:pBdr>
-          <w:top w:val="nil"/>
-          <w:left w:val="nil"/>
-          <w:bottom w:val="nil"/>
-          <w:right w:val="nil"/>
-          <w:between w:val="nil"/>
-        </w:pBdr>
-        <w:tabs>
-          <w:tab w:val="left" w:pos="7301"/>
-        </w:tabs>
-        <w:ind w:left="7300" w:hanging="7200"/>
-        <w:rPr>
-          <w:color w:val="000000"/>
-          <w:sz w:val="20"/>
-          <w:szCs w:val="20"/>
-        </w:rPr>
-      </w:pPr>
-    </w:p>
-    <w:p>
-      <w:pPr>
-        <w:pBdr>
-          <w:top w:val="nil"/>
-          <w:left w:val="nil"/>
-          <w:bottom w:val="nil"/>
-          <w:right w:val="nil"/>
-          <w:between w:val="nil"/>
-        </w:pBdr>
-        <w:tabs>
-          <w:tab w:val="left" w:pos="7301"/>
-        </w:tabs>
-        <w:ind w:left="7300" w:hanging="7200"/>
-        <w:rPr>
-          <w:color w:val="000000"/>
-          <w:sz w:val="20"/>
-          <w:szCs w:val="20"/>
-        </w:rPr>
-      </w:pPr>
-    </w:p>
-    <w:p>
-      <w:pPr>
-        <w:pBdr>
-          <w:top w:val="nil"/>
-          <w:left w:val="nil"/>
-          <w:bottom w:val="nil"/>
-          <w:right w:val="nil"/>
-          <w:between w:val="nil"/>
-        </w:pBdr>
-        <w:spacing w:before="2"/>
-        <w:ind w:left="100"/>
-        <w:rPr>
-          <w:color w:val="000000"/>
-          <w:sz w:val="20"/>
-          <w:szCs w:val="20"/>
-        </w:rPr>
-      </w:pPr>
-    </w:p>
-    <w:p>
-      <w:pPr>
-        <w:pBdr>
-          <w:top w:val="nil"/>
-          <w:left w:val="nil"/>
-          <w:bottom w:val="nil"/>
-          <w:right w:val="nil"/>
-          <w:between w:val="nil"/>
-        </w:pBdr>
-        <w:spacing w:before="2"/>
-        <w:ind w:left="100"/>
-        <w:rPr>
-          <w:color w:val="000000"/>
-          <w:sz w:val="20"/>
-          <w:szCs w:val="20"/>
+        <w:rPr>
+          <w:rFonts w:ascii="Georgia" w:eastAsia="Georgia" w:hAnsi="Georgia" w:cs="Georgia"/>
+          <w:sz w:val="24"/>
+          <w:szCs w:val="24"/>
+        </w:rPr>
+      </w:pPr>
+    </w:p>
+    <w:p>
+      <w:pPr>
+        <w:rPr>
+          <w:rFonts w:ascii="Georgia" w:eastAsia="Georgia" w:hAnsi="Georgia" w:cs="Georgia"/>
+          <w:sz w:val="24"/>
+          <w:szCs w:val="24"/>
+        </w:rPr>
+      </w:pPr>
+    </w:p>
+    <w:p>
+      <w:pPr>
+        <w:rPr>
+          <w:rFonts w:ascii="Georgia" w:eastAsia="Georgia" w:hAnsi="Georgia" w:cs="Georgia"/>
+          <w:sz w:val="24"/>
+          <w:szCs w:val="24"/>
         </w:rPr>
       </w:pPr>
     </w:p>
     <w:sectPr>
+      <w:headerReference w:type="default" r:id="rId7"/>
       <w:pgSz w:w="11930" w:h="16850"/>
       <w:pgMar w:top="1640" w:right="900" w:bottom="280" w:left="1340" w:header="559" w:footer="0" w:gutter="0"/>
+      <w:pgNumType w:start="1"/>
       <w:cols w:space="720"/>
     </w:sectPr>
   </w:body>
@@ -3123,7 +3048,7 @@
         <w:szCs w:val="20"/>
       </w:rPr>
       <w:drawing>
-        <wp:anchor distT="0" distB="0" distL="0" distR="0" simplePos="0" relativeHeight="251658240" behindDoc="1" locked="0" layoutInCell="1" hidden="0" allowOverlap="1" wp14:anchorId="1AFA5899" wp14:editId="1125AF8A">
+        <wp:anchor distT="0" distB="0" distL="0" distR="0" simplePos="0" relativeHeight="251658240" behindDoc="1" locked="0" layoutInCell="1" hidden="0" allowOverlap="1" wp14:anchorId="25D6904D" wp14:editId="336AB3D0">
           <wp:simplePos x="0" y="0"/>
           <wp:positionH relativeFrom="page">
             <wp:posOffset>3079951</wp:posOffset>
@@ -3134,7 +3059,7 @@
           <wp:extent cx="1677686" cy="460624"/>
           <wp:effectExtent l="0" t="0" r="0" b="0"/>
           <wp:wrapNone/>
-          <wp:docPr id="1340119678" name="image1.jpg"/>
+          <wp:docPr id="2" name="image1.jpg"/>
           <wp:cNvGraphicFramePr/>
           <a:graphic xmlns:a="http://schemas.openxmlformats.org/drawingml/2006/main">
             <a:graphicData uri="http://schemas.openxmlformats.org/drawingml/2006/picture">
@@ -3176,101 +3101,6 @@
     </w:r>
   </w:p>
 </w:hdr>
-</file>
-
-<file path=word/numbering.xml><?xml version="1.0" encoding="utf-8"?>
-<w:numbering xmlns:wpc="http://schemas.microsoft.com/office/word/2010/wordprocessingCanvas" xmlns:cx="http://schemas.microsoft.com/office/drawing/2014/chartex" xmlns:cx1="http://schemas.microsoft.com/office/drawing/2015/9/8/chartex" xmlns:cx2="http://schemas.microsoft.com/office/drawing/2015/10/21/chartex" xmlns:cx3="http://schemas.microsoft.com/office/drawing/2016/5/9/chartex" xmlns:cx4="http://schemas.microsoft.com/office/drawing/2016/5/10/chartex" xmlns:cx5="http://schemas.microsoft.com/office/drawing/2016/5/11/chartex" xmlns:cx6="http://schemas.microsoft.com/office/drawing/2016/5/12/chartex" xmlns:cx7="http://schemas.microsoft.com/office/drawing/2016/5/13/chartex" xmlns:cx8="http://schemas.microsoft.com/office/drawing/2016/5/14/chartex" xmlns:mc="http://schemas.openxmlformats.org/markup-compatibility/2006" xmlns:aink="http://schemas.microsoft.com/office/drawing/2016/ink" xmlns:am3d="http://schemas.microsoft.com/office/drawing/2017/model3d" xmlns:o="urn:schemas-microsoft-com:office:office" xmlns:oel="http://schemas.microsoft.com/office/2019/extlst" xmlns:r="http://schemas.openxmlformats.org/officeDocument/2006/relationships" xmlns:m="http://schemas.openxmlformats.org/officeDocument/2006/math" xmlns:v="urn:schemas-microsoft-com:vml" xmlns:wp14="http://schemas.microsoft.com/office/word/2010/wordprocessingDrawing" xmlns:wp="http://schemas.openxmlformats.org/drawingml/2006/wordprocessingDrawing" xmlns:w10="urn:schemas-microsoft-com:office:word" xmlns:w="http://schemas.openxmlformats.org/wordprocessingml/2006/main" xmlns:w14="http://schemas.microsoft.com/office/word/2010/wordml" xmlns:w15="http://schemas.microsoft.com/office/word/2012/wordml" xmlns:w16cex="http://schemas.microsoft.com/office/word/2018/wordml/cex" xmlns:w16cid="http://schemas.microsoft.com/office/word/2016/wordml/cid" xmlns:w16="http://schemas.microsoft.com/office/word/2018/wordml" xmlns:w16du="http://schemas.microsoft.com/office/word/2023/wordml/word16du" xmlns:w16sdtdh="http://schemas.microsoft.com/office/word/2020/wordml/sdtdatahash" xmlns:w16sdtfl="http://schemas.microsoft.com/office/word/2024/wordml/sdtformatlock" xmlns:w16se="http://schemas.microsoft.com/office/word/2015/wordml/symex" xmlns:wpg="http://schemas.microsoft.com/office/word/2010/wordprocessingGroup" xmlns:wpi="http://schemas.microsoft.com/office/word/2010/wordprocessingInk" xmlns:wne="http://schemas.microsoft.com/office/word/2006/wordml" xmlns:wps="http://schemas.microsoft.com/office/word/2010/wordprocessingShape" mc:Ignorable="w14 w15 w16se w16cid w16 w16cex w16sdtdh w16sdtfl w16du wp14">
-  <w:abstractNum w:abstractNumId="0" w15:restartNumberingAfterBreak="0">
-    <w:nsid w:val="00335A54"/>
-    <w:multiLevelType w:val="multilevel"/>
-    <w:tmpl w:val="FB2C7730"/>
-    <w:lvl w:ilvl="0">
-      <w:start w:val="1"/>
-      <w:numFmt w:val="decimal"/>
-      <w:lvlText w:val="%1."/>
-      <w:lvlJc w:val="left"/>
-      <w:pPr>
-        <w:ind w:left="321" w:hanging="221"/>
-      </w:pPr>
-      <w:rPr>
-        <w:rFonts w:ascii="Arial" w:eastAsia="Arial" w:hAnsi="Arial" w:cs="Arial"/>
-        <w:b/>
-        <w:bCs/>
-        <w:i w:val="0"/>
-        <w:iCs w:val="0"/>
-        <w:sz w:val="20"/>
-        <w:szCs w:val="20"/>
-      </w:rPr>
-    </w:lvl>
-    <w:lvl w:ilvl="1">
-      <w:numFmt w:val="bullet"/>
-      <w:lvlText w:val="•"/>
-      <w:lvlJc w:val="left"/>
-      <w:pPr>
-        <w:ind w:left="1256" w:hanging="221"/>
-      </w:pPr>
-    </w:lvl>
-    <w:lvl w:ilvl="2">
-      <w:numFmt w:val="bullet"/>
-      <w:lvlText w:val="•"/>
-      <w:lvlJc w:val="left"/>
-      <w:pPr>
-        <w:ind w:left="2192" w:hanging="221"/>
-      </w:pPr>
-    </w:lvl>
-    <w:lvl w:ilvl="3">
-      <w:numFmt w:val="bullet"/>
-      <w:lvlText w:val="•"/>
-      <w:lvlJc w:val="left"/>
-      <w:pPr>
-        <w:ind w:left="3128" w:hanging="221"/>
-      </w:pPr>
-    </w:lvl>
-    <w:lvl w:ilvl="4">
-      <w:numFmt w:val="bullet"/>
-      <w:lvlText w:val="•"/>
-      <w:lvlJc w:val="left"/>
-      <w:pPr>
-        <w:ind w:left="4064" w:hanging="221"/>
-      </w:pPr>
-    </w:lvl>
-    <w:lvl w:ilvl="5">
-      <w:numFmt w:val="bullet"/>
-      <w:lvlText w:val="•"/>
-      <w:lvlJc w:val="left"/>
-      <w:pPr>
-        <w:ind w:left="5000" w:hanging="221"/>
-      </w:pPr>
-    </w:lvl>
-    <w:lvl w:ilvl="6">
-      <w:numFmt w:val="bullet"/>
-      <w:lvlText w:val="•"/>
-      <w:lvlJc w:val="left"/>
-      <w:pPr>
-        <w:ind w:left="5936" w:hanging="221"/>
-      </w:pPr>
-    </w:lvl>
-    <w:lvl w:ilvl="7">
-      <w:numFmt w:val="bullet"/>
-      <w:lvlText w:val="•"/>
-      <w:lvlJc w:val="left"/>
-      <w:pPr>
-        <w:ind w:left="6872" w:hanging="221"/>
-      </w:pPr>
-    </w:lvl>
-    <w:lvl w:ilvl="8">
-      <w:numFmt w:val="bullet"/>
-      <w:lvlText w:val="•"/>
-      <w:lvlJc w:val="left"/>
-      <w:pPr>
-        <w:ind w:left="7808" w:hanging="221"/>
-      </w:pPr>
-    </w:lvl>
-  </w:abstractNum>
-  <w:num w:numId="1" w16cid:durableId="1809394169">
-    <w:abstractNumId w:val="0"/>
-  </w:num>
-</w:numbering>
 </file>
 
 <file path=word/styles.xml><?xml version="1.0" encoding="utf-8"?>
@@ -3848,105 +3678,6 @@
       <w:szCs w:val="72"/>
     </w:rPr>
   </w:style>
-  <w:style w:type="table" w:customStyle="1" w:styleId="TableNormal1">
-    <w:name w:val="TableNormal"/>
-    <w:tblPr>
-      <w:tblCellMar>
-        <w:top w:w="0" w:type="dxa"/>
-        <w:left w:w="0" w:type="dxa"/>
-        <w:bottom w:w="0" w:type="dxa"/>
-        <w:right w:w="0" w:type="dxa"/>
-      </w:tblCellMar>
-    </w:tblPr>
-  </w:style>
-  <w:style w:type="paragraph" w:styleId="BodyText">
-    <w:name w:val="Body Text"/>
-    <w:basedOn w:val="Normal"/>
-    <w:uiPriority w:val="1"/>
-    <w:qFormat/>
-    <w:rPr>
-      <w:sz w:val="20"/>
-      <w:szCs w:val="20"/>
-    </w:rPr>
-  </w:style>
-  <w:style w:type="paragraph" w:styleId="ListParagraph">
-    <w:name w:val="List Paragraph"/>
-    <w:basedOn w:val="Normal"/>
-    <w:uiPriority w:val="1"/>
-    <w:qFormat/>
-    <w:pPr>
-      <w:ind w:left="320" w:hanging="220"/>
-    </w:pPr>
-  </w:style>
-  <w:style w:type="paragraph" w:customStyle="1" w:styleId="TableParagraph">
-    <w:name w:val="Table Paragraph"/>
-    <w:basedOn w:val="Normal"/>
-    <w:uiPriority w:val="1"/>
-    <w:qFormat/>
-    <w:pPr>
-      <w:spacing w:before="100"/>
-      <w:ind w:left="100"/>
-    </w:pPr>
-  </w:style>
-  <w:style w:type="paragraph" w:styleId="Header">
-    <w:name w:val="header"/>
-    <w:basedOn w:val="Normal"/>
-    <w:link w:val="HeaderChar"/>
-    <w:uiPriority w:val="99"/>
-    <w:unhideWhenUsed/>
-    <w:rsid w:val="006563D6"/>
-    <w:pPr>
-      <w:tabs>
-        <w:tab w:val="center" w:pos="4513"/>
-        <w:tab w:val="right" w:pos="9026"/>
-      </w:tabs>
-    </w:pPr>
-  </w:style>
-  <w:style w:type="character" w:customStyle="1" w:styleId="HeaderChar">
-    <w:name w:val="Header Char"/>
-    <w:basedOn w:val="DefaultParagraphFont"/>
-    <w:link w:val="Header"/>
-    <w:uiPriority w:val="99"/>
-    <w:rsid w:val="006563D6"/>
-    <w:rPr>
-      <w:rFonts w:ascii="Arial" w:eastAsia="Arial" w:hAnsi="Arial" w:cs="Arial"/>
-    </w:rPr>
-  </w:style>
-  <w:style w:type="paragraph" w:styleId="Footer">
-    <w:name w:val="footer"/>
-    <w:basedOn w:val="Normal"/>
-    <w:link w:val="FooterChar"/>
-    <w:uiPriority w:val="99"/>
-    <w:unhideWhenUsed/>
-    <w:rsid w:val="006563D6"/>
-    <w:pPr>
-      <w:tabs>
-        <w:tab w:val="center" w:pos="4513"/>
-        <w:tab w:val="right" w:pos="9026"/>
-      </w:tabs>
-    </w:pPr>
-  </w:style>
-  <w:style w:type="character" w:customStyle="1" w:styleId="FooterChar">
-    <w:name w:val="Footer Char"/>
-    <w:basedOn w:val="DefaultParagraphFont"/>
-    <w:link w:val="Footer"/>
-    <w:uiPriority w:val="99"/>
-    <w:rsid w:val="006563D6"/>
-    <w:rPr>
-      <w:rFonts w:ascii="Arial" w:eastAsia="Arial" w:hAnsi="Arial" w:cs="Arial"/>
-    </w:rPr>
-  </w:style>
-  <w:style w:type="table" w:customStyle="1" w:styleId="a">
-    <w:basedOn w:val="TableNormal"/>
-    <w:tblPr>
-      <w:tblStyleRowBandSize w:val="1"/>
-      <w:tblStyleColBandSize w:val="1"/>
-      <w:tblCellMar>
-        <w:left w:w="0" w:type="dxa"/>
-        <w:right w:w="0" w:type="dxa"/>
-      </w:tblCellMar>
-    </w:tblPr>
-  </w:style>
   <w:style w:type="paragraph" w:styleId="Subtitle">
     <w:name w:val="Subtitle"/>
     <w:basedOn w:val="Normal"/>
@@ -3967,13 +3698,15 @@
       <w:szCs w:val="48"/>
     </w:rPr>
   </w:style>
-  <w:style w:type="table" w:customStyle="1" w:styleId="a0">
-    <w:basedOn w:val="TableNormal"/>
+  <w:style w:type="table" w:customStyle="1" w:styleId="a">
+    <w:basedOn w:val="TableNormal0"/>
     <w:tblPr>
       <w:tblStyleRowBandSize w:val="1"/>
       <w:tblStyleColBandSize w:val="1"/>
       <w:tblCellMar>
+        <w:top w:w="0" w:type="dxa"/>
         <w:left w:w="0" w:type="dxa"/>
+        <w:bottom w:w="0" w:type="dxa"/>
         <w:right w:w="0" w:type="dxa"/>
       </w:tblCellMar>
     </w:tblPr>
@@ -4024,7 +3757,7 @@
     </a:clrScheme>
     <a:fontScheme name="Office">
       <a:majorFont>
-        <a:latin typeface="Cambria"/>
+        <a:latin typeface="Calibri"/>
         <a:ea typeface=""/>
         <a:cs typeface=""/>
         <a:font script="Jpan" typeface="ＭＳ ゴシック"/>
@@ -4056,9 +3789,10 @@
         <a:font script="Mong" typeface="Mongolian Baiti"/>
         <a:font script="Viet" typeface="Times New Roman"/>
         <a:font script="Uigh" typeface="Microsoft Uighur"/>
+        <a:font script="Geor" typeface="Sylfaen"/>
       </a:majorFont>
       <a:minorFont>
-        <a:latin typeface="Calibri"/>
+        <a:latin typeface="Cambria"/>
         <a:ea typeface=""/>
         <a:cs typeface=""/>
         <a:font script="Jpan" typeface="ＭＳ 明朝"/>
@@ -4090,6 +3824,7 @@
         <a:font script="Mong" typeface="Mongolian Baiti"/>
         <a:font script="Viet" typeface="Arial"/>
         <a:font script="Uigh" typeface="Microsoft Uighur"/>
+        <a:font script="Geor" typeface="Sylfaen"/>
       </a:minorFont>
     </a:fontScheme>
     <a:fmtScheme name="Office">
@@ -4124,20 +3859,16 @@
           <a:gsLst>
             <a:gs pos="0">
               <a:schemeClr val="phClr">
-                <a:shade val="51000"/>
-                <a:satMod val="130000"/>
-              </a:schemeClr>
-            </a:gs>
-            <a:gs pos="80000">
-              <a:schemeClr val="phClr">
-                <a:shade val="93000"/>
+                <a:tint val="100000"/>
+                <a:shade val="100000"/>
                 <a:satMod val="130000"/>
               </a:schemeClr>
             </a:gs>
             <a:gs pos="100000">
               <a:schemeClr val="phClr">
-                <a:shade val="94000"/>
-                <a:satMod val="135000"/>
+                <a:tint val="50000"/>
+                <a:shade val="100000"/>
+                <a:satMod val="350000"/>
               </a:schemeClr>
             </a:gs>
           </a:gsLst>
@@ -4259,22 +3990,46 @@
       </a:bgFillStyleLst>
     </a:fmtScheme>
   </a:themeElements>
-  <a:objectDefaults/>
+  <a:objectDefaults>
+    <a:spDef>
+      <a:spPr/>
+      <a:bodyPr/>
+      <a:lstStyle/>
+      <a:style>
+        <a:lnRef idx="1">
+          <a:schemeClr val="accent1"/>
+        </a:lnRef>
+        <a:fillRef idx="3">
+          <a:schemeClr val="accent1"/>
+        </a:fillRef>
+        <a:effectRef idx="2">
+          <a:schemeClr val="accent1"/>
+        </a:effectRef>
+        <a:fontRef idx="minor">
+          <a:schemeClr val="lt1"/>
+        </a:fontRef>
+      </a:style>
+    </a:spDef>
+    <a:lnDef>
+      <a:spPr/>
+      <a:bodyPr/>
+      <a:lstStyle/>
+      <a:style>
+        <a:lnRef idx="2">
+          <a:schemeClr val="accent1"/>
+        </a:lnRef>
+        <a:fillRef idx="0">
+          <a:schemeClr val="accent1"/>
+        </a:fillRef>
+        <a:effectRef idx="1">
+          <a:schemeClr val="accent1"/>
+        </a:effectRef>
+        <a:fontRef idx="minor">
+          <a:schemeClr val="tx1"/>
+        </a:fontRef>
+      </a:style>
+    </a:lnDef>
+  </a:objectDefaults>
   <a:extraClrSchemeLst/>
 </a:theme>
-</file>
-
-<file path=customXml/item1.xml><?xml version="1.0" encoding="utf-8"?>
-<go:gDocsCustomXmlDataStorage xmlns:go="http://customooxmlschemas.google.com/" xmlns:r="http://schemas.openxmlformats.org/officeDocument/2006/relationships" uri="GoogleDocsCustomDataVersion2">
-  <go:docsCustomData xmlns:go="http://customooxmlschemas.google.com/" roundtripDataSignature="AMtx7mhxSbCZdNVn6wUFgybKtmXs76S+eA==">CgMxLjA4AHIhMVFGLVdmMGNHNkh0cy1ZOWRkUTVMQ0I1YVpOYmNVT3RE</go:docsCustomData>
-</go:gDocsCustomXmlDataStorage>
-</file>
-
-<file path=customXml/itemProps1.xml><?xml version="1.0" encoding="utf-8"?>
-<ds:datastoreItem xmlns:ds="http://schemas.openxmlformats.org/officeDocument/2006/customXml" ds:itemID="{11111111-1234-1234-1234-123412341234}">
-  <ds:schemaRefs>
-    <ds:schemaRef ds:uri="http://customooxmlschemas.google.com/"/>
-    <ds:schemaRef ds:uri="http://schemas.openxmlformats.org/officeDocument/2006/relationships"/>
-  </ds:schemaRefs>
-</ds:datastoreItem>
 </file>
--- a/counselor_tracker/public/templates/scholarship-mou.docx
+++ b/counselor_tracker/public/templates/scholarship-mou.docx
@@ -225,18 +225,8 @@
           <w:sz w:val="24"/>
           <w:szCs w:val="24"/>
         </w:rPr>
-        <w:t>Partner"; and collectively, shall be referred to as "the Authorities</w:t>
-      </w:r>
-      <w:proofErr w:type="gramStart"/>
-      <w:r>
-        <w:rPr>
-          <w:rFonts w:ascii="Georgia" w:eastAsia="Georgia" w:hAnsi="Georgia" w:cs="Georgia"/>
-          <w:sz w:val="24"/>
-          <w:szCs w:val="24"/>
-        </w:rPr>
-        <w:t>";</w:t>
-      </w:r>
-      <w:proofErr w:type="gramEnd"/>
+        <w:t>Partner"; and collectively, shall be referred to as "the Authorities";</w:t>
+      </w:r>
     </w:p>
     <w:p>
       <w:pPr>
@@ -607,10 +597,20 @@
       <w:pPr>
         <w:rPr>
           <w:rFonts w:ascii="Georgia" w:eastAsia="Georgia" w:hAnsi="Georgia" w:cs="Georgia"/>
-          <w:sz w:val="24"/>
-          <w:szCs w:val="24"/>
-        </w:rPr>
-      </w:pPr>
+          <w:b/>
+          <w:bCs/>
+          <w:sz w:val="24"/>
+          <w:szCs w:val="24"/>
+        </w:rPr>
+      </w:pPr>
+      <w:r>
+        <w:rPr>
+          <w:rFonts w:ascii="Georgia" w:eastAsia="Georgia" w:hAnsi="Georgia" w:cs="Georgia"/>
+          <w:sz w:val="24"/>
+          <w:szCs w:val="24"/>
+        </w:rPr>
+        <w:br w:type="page"/>
+      </w:r>
     </w:p>
     <w:p>
       <w:pPr>
@@ -625,83 +625,6 @@
           <w:szCs w:val="24"/>
         </w:rPr>
       </w:pPr>
-      <w:r>
-        <w:rPr>
-          <w:rFonts w:ascii="Georgia" w:eastAsia="Georgia" w:hAnsi="Georgia" w:cs="Georgia"/>
-          <w:sz w:val="24"/>
-          <w:szCs w:val="24"/>
-        </w:rPr>
-        <w:t>5. Governing Rules</w:t>
-      </w:r>
-    </w:p>
-    <w:p>
-      <w:pPr>
-        <w:pStyle w:val="Heading1"/>
-        <w:tabs>
-          <w:tab w:val="left" w:pos="320"/>
-        </w:tabs>
-        <w:rPr>
-          <w:rFonts w:ascii="Georgia" w:eastAsia="Georgia" w:hAnsi="Georgia" w:cs="Georgia"/>
-          <w:sz w:val="24"/>
-          <w:szCs w:val="24"/>
-        </w:rPr>
-      </w:pPr>
-    </w:p>
-    <w:p>
-      <w:pPr>
-        <w:rPr>
-          <w:rFonts w:ascii="Georgia" w:eastAsia="Georgia" w:hAnsi="Georgia" w:cs="Georgia"/>
-          <w:sz w:val="24"/>
-          <w:szCs w:val="24"/>
-        </w:rPr>
-      </w:pPr>
-      <w:r>
-        <w:rPr>
-          <w:rFonts w:ascii="Georgia" w:eastAsia="Georgia" w:hAnsi="Georgia" w:cs="Georgia"/>
-          <w:sz w:val="24"/>
-          <w:szCs w:val="24"/>
-        </w:rPr>
-        <w:t xml:space="preserve">The Company &amp; the Partner shall not be entitled to a commission unless and until the student who was first </w:t>
-      </w:r>
-      <w:proofErr w:type="gramStart"/>
-      <w:r>
-        <w:rPr>
-          <w:rFonts w:ascii="Georgia" w:eastAsia="Georgia" w:hAnsi="Georgia" w:cs="Georgia"/>
-          <w:sz w:val="24"/>
-          <w:szCs w:val="24"/>
-        </w:rPr>
-        <w:t>referred</w:t>
-      </w:r>
-      <w:proofErr w:type="gramEnd"/>
-      <w:r>
-        <w:rPr>
-          <w:rFonts w:ascii="Georgia" w:eastAsia="Georgia" w:hAnsi="Georgia" w:cs="Georgia"/>
-          <w:sz w:val="24"/>
-          <w:szCs w:val="24"/>
-        </w:rPr>
-        <w:t xml:space="preserve"> by either the Company or the Partner has fully and finally paid non</w:t>
-      </w:r>
-      <w:proofErr w:type="gramStart"/>
-      <w:r>
-        <w:rPr>
-          <w:rFonts w:ascii="Georgia" w:eastAsia="Georgia" w:hAnsi="Georgia" w:cs="Georgia"/>
-          <w:sz w:val="24"/>
-          <w:szCs w:val="24"/>
-        </w:rPr>
-        <w:t>- refundable</w:t>
-      </w:r>
-      <w:proofErr w:type="gramEnd"/>
-      <w:r>
-        <w:rPr>
-          <w:rFonts w:ascii="Georgia" w:eastAsia="Georgia" w:hAnsi="Georgia" w:cs="Georgia"/>
-          <w:sz w:val="24"/>
-          <w:szCs w:val="24"/>
-        </w:rPr>
-        <w:t xml:space="preserve"> tuition to the Service Partner.</w:t>
-      </w:r>
-      <w:r>
-        <w:br w:type="page"/>
-      </w:r>
     </w:p>
     <w:p>
       <w:pPr>
@@ -722,7 +645,6 @@
           <w:sz w:val="24"/>
           <w:szCs w:val="24"/>
         </w:rPr>
-        <w:lastRenderedPageBreak/>
         <w:t>6. Financial Arrangements</w:t>
       </w:r>
     </w:p>
@@ -2793,7 +2715,7 @@
               </wp:anchor>
             </w:drawing>
           </mc:Choice>
-          <mc:Fallback xmlns:cr="http://schemas.microsoft.com/office/comments/2020/reactions" xmlns="http://schemas.microsoft.com/office/tasks/2019/documenttasks" xmlns:dgm="http://schemas.openxmlformats.org/drawingml/2006/diagram" xmlns:lc="http://schemas.openxmlformats.org/drawingml/2006/lockedCanvas" xmlns:c="http://schemas.openxmlformats.org/drawingml/2006/chart" xmlns:pic="http://schemas.openxmlformats.org/drawingml/2006/picture" xmlns:a="http://schemas.openxmlformats.org/drawingml/2006/main" xmlns:sl="http://schemas.openxmlformats.org/schemaLibrary/2006/main">
+          <mc:Fallback xmlns:sl="http://schemas.openxmlformats.org/schemaLibrary/2006/main" xmlns:a="http://schemas.openxmlformats.org/drawingml/2006/main" xmlns:pic="http://schemas.openxmlformats.org/drawingml/2006/picture" xmlns:c="http://schemas.openxmlformats.org/drawingml/2006/chart" xmlns:lc="http://schemas.openxmlformats.org/drawingml/2006/lockedCanvas" xmlns:dgm="http://schemas.openxmlformats.org/drawingml/2006/diagram" xmlns="http://schemas.microsoft.com/office/tasks/2019/documenttasks" xmlns:cr="http://schemas.microsoft.com/office/comments/2020/reactions">
             <w:drawing>
               <wp:anchor allowOverlap="1" behindDoc="0" distB="0" distT="0" distL="0" distR="0" hidden="0" layoutInCell="1" locked="0" relativeHeight="0" simplePos="0">
                 <wp:simplePos x="0" y="0"/>
